--- a/word/价值分析报告-工行个贷不良资产-吴中-钟占行.docx
+++ b/word/价值分析报告-工行个贷不良资产-吴中-钟占行.docx
@@ -223,7 +223,7 @@
                                   </w14:solidFill>
                                 </w14:textFill>
                               </w:rPr>
-                              <w:t>2026</w:t>
+                              <w:t>2025</w:t>
                             </w:r>
                             <w:r>
                               <w:rPr>
@@ -469,7 +469,7 @@
                                 <w:szCs w:val="24"/>
                                 <w:lang w:eastAsia="zh-CN"/>
                               </w:rPr>
-                              <w:t>2026</w:t>
+                              <w:t>2025</w:t>
                             </w:r>
                             <w:r>
                               <w:rPr>
@@ -489,7 +489,7 @@
                                 <w:szCs w:val="24"/>
                                 <w:lang w:eastAsia="zh-CN"/>
                               </w:rPr>
-                              <w:t>1004</w:t>
+                              <w:t>1017</w:t>
                             </w:r>
                             <w:r>
                               <w:rPr>
@@ -729,7 +729,7 @@
                             </w14:solidFill>
                           </w14:textFill>
                         </w:rPr>
-                        <w:t>2026</w:t>
+                        <w:t>2025</w:t>
                       </w:r>
                       <w:r>
                         <w:rPr>
@@ -975,7 +975,7 @@
                           <w:szCs w:val="24"/>
                           <w:lang w:eastAsia="zh-CN"/>
                         </w:rPr>
-                        <w:t>2026</w:t>
+                        <w:t>2025</w:t>
                       </w:r>
                       <w:r>
                         <w:rPr>
@@ -995,7 +995,7 @@
                           <w:szCs w:val="24"/>
                           <w:lang w:eastAsia="zh-CN"/>
                         </w:rPr>
-                        <w:t>1004</w:t>
+                        <w:t>1017</w:t>
                       </w:r>
                       <w:r>
                         <w:rPr>
@@ -1407,7 +1407,7 @@
           <w:szCs w:val="28"/>
           <w:lang w:eastAsia="zh-CN"/>
         </w:rPr>
-        <w:t>二〇二六年三月二十六日</w:t>
+        <w:t>二〇二五年十月十六日</w:t>
       </w:r>
       <w:r>
         <w:rPr>
@@ -1556,19 +1556,19 @@
         <w:rPr>
           <w:rFonts w:hint="default" w:ascii="Times New Roman" w:hAnsi="Times New Roman" w:cs="Times New Roman"/>
         </w:rPr>
-        <w:fldChar w:fldCharType="begin"/>
+        <w:t>声  明</w:t>
+        <w:tab/>
+        <w:t>1</w:t>
       </w:r>
       <w:r>
         <w:rPr>
           <w:rFonts w:hint="default" w:ascii="Times New Roman" w:hAnsi="Times New Roman" w:cs="Times New Roman"/>
         </w:rPr>
-        <w:instrText xml:space="preserve"> TOC \o "1-3" </w:instrText>
       </w:r>
       <w:r>
         <w:rPr>
           <w:rFonts w:hint="default" w:ascii="Times New Roman" w:hAnsi="Times New Roman" w:cs="Times New Roman"/>
         </w:rPr>
-        <w:fldChar w:fldCharType="separate"/>
       </w:r>
       <w:r>
         <w:rPr>
@@ -1578,43 +1578,36 @@
           <w:szCs w:val="36"/>
           <w:u w:val="none"/>
         </w:rPr>
-        <w:t>声  明</w:t>
       </w:r>
       <w:r>
         <w:rPr>
           <w:rFonts w:hint="default" w:ascii="Times New Roman" w:hAnsi="Times New Roman" w:cs="Times New Roman"/>
         </w:rPr>
-        <w:tab/>
       </w:r>
       <w:r>
         <w:rPr>
           <w:rFonts w:hint="default" w:ascii="Times New Roman" w:hAnsi="Times New Roman" w:cs="Times New Roman"/>
         </w:rPr>
-        <w:fldChar w:fldCharType="begin"/>
       </w:r>
       <w:r>
         <w:rPr>
           <w:rFonts w:hint="default" w:ascii="Times New Roman" w:hAnsi="Times New Roman" w:cs="Times New Roman"/>
         </w:rPr>
-        <w:instrText xml:space="preserve"> PAGEREF _Toc10628 \h </w:instrText>
       </w:r>
       <w:r>
         <w:rPr>
           <w:rFonts w:hint="default" w:ascii="Times New Roman" w:hAnsi="Times New Roman" w:cs="Times New Roman"/>
         </w:rPr>
-        <w:fldChar w:fldCharType="separate"/>
       </w:r>
       <w:r>
         <w:rPr>
           <w:rFonts w:hint="default" w:ascii="Times New Roman" w:hAnsi="Times New Roman" w:cs="Times New Roman"/>
         </w:rPr>
-        <w:t>1</w:t>
       </w:r>
       <w:r>
         <w:rPr>
           <w:rFonts w:hint="default" w:ascii="Times New Roman" w:hAnsi="Times New Roman" w:cs="Times New Roman"/>
         </w:rPr>
-        <w:fldChar w:fldCharType="end"/>
       </w:r>
     </w:p>
     <w:p>
@@ -1634,42 +1627,38 @@
           <w:lang w:eastAsia="zh-CN"/>
         </w:rPr>
         <w:t>价值分析报告摘要</w:t>
+        <w:tab/>
+        <w:t>2</w:t>
       </w:r>
       <w:r>
         <w:rPr>
           <w:rFonts w:hint="default" w:ascii="Times New Roman" w:hAnsi="Times New Roman" w:cs="Times New Roman"/>
         </w:rPr>
-        <w:tab/>
       </w:r>
       <w:r>
         <w:rPr>
           <w:rFonts w:hint="default" w:ascii="Times New Roman" w:hAnsi="Times New Roman" w:cs="Times New Roman"/>
         </w:rPr>
-        <w:fldChar w:fldCharType="begin"/>
       </w:r>
       <w:r>
         <w:rPr>
           <w:rFonts w:hint="default" w:ascii="Times New Roman" w:hAnsi="Times New Roman" w:cs="Times New Roman"/>
         </w:rPr>
-        <w:instrText xml:space="preserve"> PAGEREF _Toc4530 \h </w:instrText>
       </w:r>
       <w:r>
         <w:rPr>
           <w:rFonts w:hint="default" w:ascii="Times New Roman" w:hAnsi="Times New Roman" w:cs="Times New Roman"/>
         </w:rPr>
-        <w:fldChar w:fldCharType="separate"/>
       </w:r>
       <w:r>
         <w:rPr>
           <w:rFonts w:hint="default" w:ascii="Times New Roman" w:hAnsi="Times New Roman" w:cs="Times New Roman"/>
         </w:rPr>
-        <w:t>2</w:t>
       </w:r>
       <w:r>
         <w:rPr>
           <w:rFonts w:hint="default" w:ascii="Times New Roman" w:hAnsi="Times New Roman" w:cs="Times New Roman"/>
         </w:rPr>
-        <w:fldChar w:fldCharType="end"/>
       </w:r>
     </w:p>
     <w:p>
@@ -1688,50 +1677,45 @@
           <w:rFonts w:hint="default" w:ascii="Times New Roman" w:hAnsi="Times New Roman" w:cs="Times New Roman"/>
           <w:lang w:val="en-US" w:eastAsia="zh-CN"/>
         </w:rPr>
-        <w:t>价值</w:t>
+        <w:t>价值分析报告</w:t>
+        <w:tab/>
+        <w:t>4</w:t>
       </w:r>
       <w:r>
         <w:rPr>
           <w:rFonts w:hint="default" w:ascii="Times New Roman" w:hAnsi="Times New Roman" w:cs="Times New Roman"/>
           <w:lang w:eastAsia="zh-CN"/>
         </w:rPr>
-        <w:t>分析报告</w:t>
       </w:r>
       <w:r>
         <w:rPr>
           <w:rFonts w:hint="default" w:ascii="Times New Roman" w:hAnsi="Times New Roman" w:cs="Times New Roman"/>
         </w:rPr>
-        <w:tab/>
       </w:r>
       <w:r>
         <w:rPr>
           <w:rFonts w:hint="default" w:ascii="Times New Roman" w:hAnsi="Times New Roman" w:cs="Times New Roman"/>
         </w:rPr>
-        <w:fldChar w:fldCharType="begin"/>
       </w:r>
       <w:r>
         <w:rPr>
           <w:rFonts w:hint="default" w:ascii="Times New Roman" w:hAnsi="Times New Roman" w:cs="Times New Roman"/>
         </w:rPr>
-        <w:instrText xml:space="preserve"> PAGEREF _Toc27400 \h </w:instrText>
       </w:r>
       <w:r>
         <w:rPr>
           <w:rFonts w:hint="default" w:ascii="Times New Roman" w:hAnsi="Times New Roman" w:cs="Times New Roman"/>
         </w:rPr>
-        <w:fldChar w:fldCharType="separate"/>
       </w:r>
       <w:r>
         <w:rPr>
           <w:rFonts w:hint="default" w:ascii="Times New Roman" w:hAnsi="Times New Roman" w:cs="Times New Roman"/>
         </w:rPr>
-        <w:t>4</w:t>
       </w:r>
       <w:r>
         <w:rPr>
           <w:rFonts w:hint="default" w:ascii="Times New Roman" w:hAnsi="Times New Roman" w:cs="Times New Roman"/>
         </w:rPr>
-        <w:fldChar w:fldCharType="end"/>
       </w:r>
     </w:p>
     <w:p>
@@ -1752,14 +1736,15 @@
           <w:spacing w:val="-10"/>
           <w:szCs w:val="28"/>
         </w:rPr>
-        <w:t>一、</w:t>
+        <w:t>一、委托人、债务人及债务责任关联方简介</w:t>
+        <w:tab/>
+        <w:t>4</w:t>
       </w:r>
       <w:r>
         <w:rPr>
           <w:rFonts w:hint="default" w:ascii="Times New Roman" w:hAnsi="Times New Roman" w:eastAsia="仿宋" w:cs="Times New Roman"/>
           <w:szCs w:val="28"/>
         </w:rPr>
-        <w:t>委托人</w:t>
       </w:r>
       <w:r>
         <w:rPr>
@@ -1767,50 +1752,42 @@
           <w:szCs w:val="28"/>
           <w:lang w:eastAsia="zh-CN"/>
         </w:rPr>
-        <w:t>、</w:t>
       </w:r>
       <w:r>
         <w:rPr>
           <w:rFonts w:hint="default" w:ascii="Times New Roman" w:hAnsi="Times New Roman" w:eastAsia="仿宋" w:cs="Times New Roman"/>
           <w:szCs w:val="28"/>
         </w:rPr>
-        <w:t>债务人及债务责任关联方简介</w:t>
       </w:r>
       <w:r>
         <w:rPr>
           <w:rFonts w:hint="default" w:ascii="Times New Roman" w:hAnsi="Times New Roman" w:cs="Times New Roman"/>
         </w:rPr>
-        <w:tab/>
       </w:r>
       <w:r>
         <w:rPr>
           <w:rFonts w:hint="default" w:ascii="Times New Roman" w:hAnsi="Times New Roman" w:cs="Times New Roman"/>
         </w:rPr>
-        <w:fldChar w:fldCharType="begin"/>
       </w:r>
       <w:r>
         <w:rPr>
           <w:rFonts w:hint="default" w:ascii="Times New Roman" w:hAnsi="Times New Roman" w:cs="Times New Roman"/>
         </w:rPr>
-        <w:instrText xml:space="preserve"> PAGEREF _Toc9297 \h </w:instrText>
       </w:r>
       <w:r>
         <w:rPr>
           <w:rFonts w:hint="default" w:ascii="Times New Roman" w:hAnsi="Times New Roman" w:cs="Times New Roman"/>
         </w:rPr>
-        <w:fldChar w:fldCharType="separate"/>
       </w:r>
       <w:r>
         <w:rPr>
           <w:rFonts w:hint="default" w:ascii="Times New Roman" w:hAnsi="Times New Roman" w:cs="Times New Roman"/>
         </w:rPr>
-        <w:t>4</w:t>
       </w:r>
       <w:r>
         <w:rPr>
           <w:rFonts w:hint="default" w:ascii="Times New Roman" w:hAnsi="Times New Roman" w:cs="Times New Roman"/>
         </w:rPr>
-        <w:fldChar w:fldCharType="end"/>
       </w:r>
     </w:p>
     <w:p>
@@ -1831,42 +1808,38 @@
           <w:szCs w:val="28"/>
         </w:rPr>
         <w:t>二、价值分析目的</w:t>
+        <w:tab/>
+        <w:t>5</w:t>
       </w:r>
       <w:r>
         <w:rPr>
           <w:rFonts w:hint="default" w:ascii="Times New Roman" w:hAnsi="Times New Roman" w:cs="Times New Roman"/>
         </w:rPr>
-        <w:tab/>
       </w:r>
       <w:r>
         <w:rPr>
           <w:rFonts w:hint="default" w:ascii="Times New Roman" w:hAnsi="Times New Roman" w:cs="Times New Roman"/>
         </w:rPr>
-        <w:fldChar w:fldCharType="begin"/>
       </w:r>
       <w:r>
         <w:rPr>
           <w:rFonts w:hint="default" w:ascii="Times New Roman" w:hAnsi="Times New Roman" w:cs="Times New Roman"/>
         </w:rPr>
-        <w:instrText xml:space="preserve"> PAGEREF _Toc30665 \h </w:instrText>
       </w:r>
       <w:r>
         <w:rPr>
           <w:rFonts w:hint="default" w:ascii="Times New Roman" w:hAnsi="Times New Roman" w:cs="Times New Roman"/>
         </w:rPr>
-        <w:fldChar w:fldCharType="separate"/>
       </w:r>
       <w:r>
         <w:rPr>
           <w:rFonts w:hint="default" w:ascii="Times New Roman" w:hAnsi="Times New Roman" w:cs="Times New Roman"/>
         </w:rPr>
-        <w:t>5</w:t>
       </w:r>
       <w:r>
         <w:rPr>
           <w:rFonts w:hint="default" w:ascii="Times New Roman" w:hAnsi="Times New Roman" w:cs="Times New Roman"/>
         </w:rPr>
-        <w:fldChar w:fldCharType="end"/>
       </w:r>
     </w:p>
     <w:p>
@@ -1887,42 +1860,38 @@
           <w:szCs w:val="28"/>
         </w:rPr>
         <w:t>三、价值分析对象和价值分析范围</w:t>
+        <w:tab/>
+        <w:t>5</w:t>
       </w:r>
       <w:r>
         <w:rPr>
           <w:rFonts w:hint="default" w:ascii="Times New Roman" w:hAnsi="Times New Roman" w:cs="Times New Roman"/>
         </w:rPr>
-        <w:tab/>
       </w:r>
       <w:r>
         <w:rPr>
           <w:rFonts w:hint="default" w:ascii="Times New Roman" w:hAnsi="Times New Roman" w:cs="Times New Roman"/>
         </w:rPr>
-        <w:fldChar w:fldCharType="begin"/>
       </w:r>
       <w:r>
         <w:rPr>
           <w:rFonts w:hint="default" w:ascii="Times New Roman" w:hAnsi="Times New Roman" w:cs="Times New Roman"/>
         </w:rPr>
-        <w:instrText xml:space="preserve"> PAGEREF _Toc20955 \h </w:instrText>
       </w:r>
       <w:r>
         <w:rPr>
           <w:rFonts w:hint="default" w:ascii="Times New Roman" w:hAnsi="Times New Roman" w:cs="Times New Roman"/>
         </w:rPr>
-        <w:fldChar w:fldCharType="separate"/>
       </w:r>
       <w:r>
         <w:rPr>
           <w:rFonts w:hint="default" w:ascii="Times New Roman" w:hAnsi="Times New Roman" w:cs="Times New Roman"/>
         </w:rPr>
-        <w:t>5</w:t>
       </w:r>
       <w:r>
         <w:rPr>
           <w:rFonts w:hint="default" w:ascii="Times New Roman" w:hAnsi="Times New Roman" w:cs="Times New Roman"/>
         </w:rPr>
-        <w:fldChar w:fldCharType="end"/>
       </w:r>
     </w:p>
     <w:p>
@@ -1943,42 +1912,38 @@
           <w:szCs w:val="28"/>
         </w:rPr>
         <w:t>四、价值类型</w:t>
+        <w:tab/>
+        <w:t>5</w:t>
       </w:r>
       <w:r>
         <w:rPr>
           <w:rFonts w:hint="default" w:ascii="Times New Roman" w:hAnsi="Times New Roman" w:cs="Times New Roman"/>
         </w:rPr>
-        <w:tab/>
       </w:r>
       <w:r>
         <w:rPr>
           <w:rFonts w:hint="default" w:ascii="Times New Roman" w:hAnsi="Times New Roman" w:cs="Times New Roman"/>
         </w:rPr>
-        <w:fldChar w:fldCharType="begin"/>
       </w:r>
       <w:r>
         <w:rPr>
           <w:rFonts w:hint="default" w:ascii="Times New Roman" w:hAnsi="Times New Roman" w:cs="Times New Roman"/>
         </w:rPr>
-        <w:instrText xml:space="preserve"> PAGEREF _Toc3814 \h </w:instrText>
       </w:r>
       <w:r>
         <w:rPr>
           <w:rFonts w:hint="default" w:ascii="Times New Roman" w:hAnsi="Times New Roman" w:cs="Times New Roman"/>
         </w:rPr>
-        <w:fldChar w:fldCharType="separate"/>
       </w:r>
       <w:r>
         <w:rPr>
           <w:rFonts w:hint="default" w:ascii="Times New Roman" w:hAnsi="Times New Roman" w:cs="Times New Roman"/>
         </w:rPr>
-        <w:t>5</w:t>
       </w:r>
       <w:r>
         <w:rPr>
           <w:rFonts w:hint="default" w:ascii="Times New Roman" w:hAnsi="Times New Roman" w:cs="Times New Roman"/>
         </w:rPr>
-        <w:fldChar w:fldCharType="end"/>
       </w:r>
     </w:p>
     <w:p>
@@ -1999,42 +1964,38 @@
           <w:szCs w:val="28"/>
         </w:rPr>
         <w:t>五、价值分析基准日</w:t>
+        <w:tab/>
+        <w:t>6</w:t>
       </w:r>
       <w:r>
         <w:rPr>
           <w:rFonts w:hint="default" w:ascii="Times New Roman" w:hAnsi="Times New Roman" w:cs="Times New Roman"/>
         </w:rPr>
-        <w:tab/>
       </w:r>
       <w:r>
         <w:rPr>
           <w:rFonts w:hint="default" w:ascii="Times New Roman" w:hAnsi="Times New Roman" w:cs="Times New Roman"/>
         </w:rPr>
-        <w:fldChar w:fldCharType="begin"/>
       </w:r>
       <w:r>
         <w:rPr>
           <w:rFonts w:hint="default" w:ascii="Times New Roman" w:hAnsi="Times New Roman" w:cs="Times New Roman"/>
         </w:rPr>
-        <w:instrText xml:space="preserve"> PAGEREF _Toc23539 \h </w:instrText>
       </w:r>
       <w:r>
         <w:rPr>
           <w:rFonts w:hint="default" w:ascii="Times New Roman" w:hAnsi="Times New Roman" w:cs="Times New Roman"/>
         </w:rPr>
-        <w:fldChar w:fldCharType="separate"/>
       </w:r>
       <w:r>
         <w:rPr>
           <w:rFonts w:hint="default" w:ascii="Times New Roman" w:hAnsi="Times New Roman" w:cs="Times New Roman"/>
         </w:rPr>
-        <w:t>6</w:t>
       </w:r>
       <w:r>
         <w:rPr>
           <w:rFonts w:hint="default" w:ascii="Times New Roman" w:hAnsi="Times New Roman" w:cs="Times New Roman"/>
         </w:rPr>
-        <w:fldChar w:fldCharType="end"/>
       </w:r>
     </w:p>
     <w:p>
@@ -2055,42 +2016,38 @@
           <w:szCs w:val="28"/>
         </w:rPr>
         <w:t>六、价值分析思路和方法</w:t>
+        <w:tab/>
+        <w:t>6</w:t>
       </w:r>
       <w:r>
         <w:rPr>
           <w:rFonts w:hint="default" w:ascii="Times New Roman" w:hAnsi="Times New Roman" w:cs="Times New Roman"/>
         </w:rPr>
-        <w:tab/>
       </w:r>
       <w:r>
         <w:rPr>
           <w:rFonts w:hint="default" w:ascii="Times New Roman" w:hAnsi="Times New Roman" w:cs="Times New Roman"/>
         </w:rPr>
-        <w:fldChar w:fldCharType="begin"/>
       </w:r>
       <w:r>
         <w:rPr>
           <w:rFonts w:hint="default" w:ascii="Times New Roman" w:hAnsi="Times New Roman" w:cs="Times New Roman"/>
         </w:rPr>
-        <w:instrText xml:space="preserve"> PAGEREF _Toc30321 \h </w:instrText>
       </w:r>
       <w:r>
         <w:rPr>
           <w:rFonts w:hint="default" w:ascii="Times New Roman" w:hAnsi="Times New Roman" w:cs="Times New Roman"/>
         </w:rPr>
-        <w:fldChar w:fldCharType="separate"/>
       </w:r>
       <w:r>
         <w:rPr>
           <w:rFonts w:hint="default" w:ascii="Times New Roman" w:hAnsi="Times New Roman" w:cs="Times New Roman"/>
         </w:rPr>
-        <w:t>6</w:t>
       </w:r>
       <w:r>
         <w:rPr>
           <w:rFonts w:hint="default" w:ascii="Times New Roman" w:hAnsi="Times New Roman" w:cs="Times New Roman"/>
         </w:rPr>
-        <w:fldChar w:fldCharType="end"/>
       </w:r>
     </w:p>
     <w:p>
@@ -2111,42 +2068,38 @@
           <w:szCs w:val="28"/>
         </w:rPr>
         <w:t>七、价值分析程序实施过程和情况</w:t>
+        <w:tab/>
+        <w:t>9</w:t>
       </w:r>
       <w:r>
         <w:rPr>
           <w:rFonts w:hint="default" w:ascii="Times New Roman" w:hAnsi="Times New Roman" w:cs="Times New Roman"/>
         </w:rPr>
-        <w:tab/>
       </w:r>
       <w:r>
         <w:rPr>
           <w:rFonts w:hint="default" w:ascii="Times New Roman" w:hAnsi="Times New Roman" w:cs="Times New Roman"/>
         </w:rPr>
-        <w:fldChar w:fldCharType="begin"/>
       </w:r>
       <w:r>
         <w:rPr>
           <w:rFonts w:hint="default" w:ascii="Times New Roman" w:hAnsi="Times New Roman" w:cs="Times New Roman"/>
         </w:rPr>
-        <w:instrText xml:space="preserve"> PAGEREF _Toc14196 \h </w:instrText>
       </w:r>
       <w:r>
         <w:rPr>
           <w:rFonts w:hint="default" w:ascii="Times New Roman" w:hAnsi="Times New Roman" w:cs="Times New Roman"/>
         </w:rPr>
-        <w:fldChar w:fldCharType="separate"/>
       </w:r>
       <w:r>
         <w:rPr>
           <w:rFonts w:hint="default" w:ascii="Times New Roman" w:hAnsi="Times New Roman" w:cs="Times New Roman"/>
         </w:rPr>
-        <w:t>9</w:t>
       </w:r>
       <w:r>
         <w:rPr>
           <w:rFonts w:hint="default" w:ascii="Times New Roman" w:hAnsi="Times New Roman" w:cs="Times New Roman"/>
         </w:rPr>
-        <w:fldChar w:fldCharType="end"/>
       </w:r>
     </w:p>
     <w:p>
@@ -2167,42 +2120,38 @@
           <w:szCs w:val="28"/>
         </w:rPr>
         <w:t>八、价值分析假设</w:t>
+        <w:tab/>
+        <w:t>10</w:t>
       </w:r>
       <w:r>
         <w:rPr>
           <w:rFonts w:hint="default" w:ascii="Times New Roman" w:hAnsi="Times New Roman" w:cs="Times New Roman"/>
         </w:rPr>
-        <w:tab/>
       </w:r>
       <w:r>
         <w:rPr>
           <w:rFonts w:hint="default" w:ascii="Times New Roman" w:hAnsi="Times New Roman" w:cs="Times New Roman"/>
         </w:rPr>
-        <w:fldChar w:fldCharType="begin"/>
       </w:r>
       <w:r>
         <w:rPr>
           <w:rFonts w:hint="default" w:ascii="Times New Roman" w:hAnsi="Times New Roman" w:cs="Times New Roman"/>
         </w:rPr>
-        <w:instrText xml:space="preserve"> PAGEREF _Toc17062 \h </w:instrText>
       </w:r>
       <w:r>
         <w:rPr>
           <w:rFonts w:hint="default" w:ascii="Times New Roman" w:hAnsi="Times New Roman" w:cs="Times New Roman"/>
         </w:rPr>
-        <w:fldChar w:fldCharType="separate"/>
       </w:r>
       <w:r>
         <w:rPr>
           <w:rFonts w:hint="default" w:ascii="Times New Roman" w:hAnsi="Times New Roman" w:cs="Times New Roman"/>
         </w:rPr>
-        <w:t>10</w:t>
       </w:r>
       <w:r>
         <w:rPr>
           <w:rFonts w:hint="default" w:ascii="Times New Roman" w:hAnsi="Times New Roman" w:cs="Times New Roman"/>
         </w:rPr>
-        <w:fldChar w:fldCharType="end"/>
       </w:r>
     </w:p>
     <w:p>
@@ -2221,50 +2170,45 @@
         <w:rPr>
           <w:rFonts w:hint="default" w:ascii="Times New Roman" w:hAnsi="Times New Roman" w:eastAsia="仿宋" w:cs="Times New Roman"/>
         </w:rPr>
-        <w:t>九、</w:t>
+        <w:t>九、价值分析结论</w:t>
+        <w:tab/>
+        <w:t>11</w:t>
       </w:r>
       <w:r>
         <w:rPr>
           <w:rFonts w:hint="default" w:ascii="Times New Roman" w:hAnsi="Times New Roman" w:eastAsia="仿宋" w:cs="Times New Roman"/>
           <w:szCs w:val="28"/>
         </w:rPr>
-        <w:t>价值分析结论</w:t>
       </w:r>
       <w:r>
         <w:rPr>
           <w:rFonts w:hint="default" w:ascii="Times New Roman" w:hAnsi="Times New Roman" w:cs="Times New Roman"/>
         </w:rPr>
-        <w:tab/>
       </w:r>
       <w:r>
         <w:rPr>
           <w:rFonts w:hint="default" w:ascii="Times New Roman" w:hAnsi="Times New Roman" w:cs="Times New Roman"/>
         </w:rPr>
-        <w:fldChar w:fldCharType="begin"/>
       </w:r>
       <w:r>
         <w:rPr>
           <w:rFonts w:hint="default" w:ascii="Times New Roman" w:hAnsi="Times New Roman" w:cs="Times New Roman"/>
         </w:rPr>
-        <w:instrText xml:space="preserve"> PAGEREF _Toc30541 \h </w:instrText>
       </w:r>
       <w:r>
         <w:rPr>
           <w:rFonts w:hint="default" w:ascii="Times New Roman" w:hAnsi="Times New Roman" w:cs="Times New Roman"/>
         </w:rPr>
-        <w:fldChar w:fldCharType="separate"/>
       </w:r>
       <w:r>
         <w:rPr>
           <w:rFonts w:hint="default" w:ascii="Times New Roman" w:hAnsi="Times New Roman" w:cs="Times New Roman"/>
         </w:rPr>
-        <w:t>11</w:t>
       </w:r>
       <w:r>
         <w:rPr>
           <w:rFonts w:hint="default" w:ascii="Times New Roman" w:hAnsi="Times New Roman" w:cs="Times New Roman"/>
         </w:rPr>
-        <w:fldChar w:fldCharType="end"/>
       </w:r>
     </w:p>
     <w:p>
@@ -2284,42 +2228,38 @@
           <w:rFonts w:hint="default" w:ascii="Times New Roman" w:hAnsi="Times New Roman" w:eastAsia="仿宋" w:cs="Times New Roman"/>
         </w:rPr>
         <w:t>十、特别事项说明</w:t>
+        <w:tab/>
+        <w:t>11</w:t>
       </w:r>
       <w:r>
         <w:rPr>
           <w:rFonts w:hint="default" w:ascii="Times New Roman" w:hAnsi="Times New Roman" w:cs="Times New Roman"/>
         </w:rPr>
-        <w:tab/>
       </w:r>
       <w:r>
         <w:rPr>
           <w:rFonts w:hint="default" w:ascii="Times New Roman" w:hAnsi="Times New Roman" w:cs="Times New Roman"/>
         </w:rPr>
-        <w:fldChar w:fldCharType="begin"/>
       </w:r>
       <w:r>
         <w:rPr>
           <w:rFonts w:hint="default" w:ascii="Times New Roman" w:hAnsi="Times New Roman" w:cs="Times New Roman"/>
         </w:rPr>
-        <w:instrText xml:space="preserve"> PAGEREF _Toc21458 \h </w:instrText>
       </w:r>
       <w:r>
         <w:rPr>
           <w:rFonts w:hint="default" w:ascii="Times New Roman" w:hAnsi="Times New Roman" w:cs="Times New Roman"/>
         </w:rPr>
-        <w:fldChar w:fldCharType="separate"/>
       </w:r>
       <w:r>
         <w:rPr>
           <w:rFonts w:hint="default" w:ascii="Times New Roman" w:hAnsi="Times New Roman" w:cs="Times New Roman"/>
         </w:rPr>
-        <w:t>12</w:t>
       </w:r>
       <w:r>
         <w:rPr>
           <w:rFonts w:hint="default" w:ascii="Times New Roman" w:hAnsi="Times New Roman" w:cs="Times New Roman"/>
         </w:rPr>
-        <w:fldChar w:fldCharType="end"/>
       </w:r>
     </w:p>
     <w:p>
@@ -2339,42 +2279,38 @@
           <w:rFonts w:hint="default" w:ascii="Times New Roman" w:hAnsi="Times New Roman" w:eastAsia="仿宋" w:cs="Times New Roman"/>
         </w:rPr>
         <w:t>十一、价值分析报告使用限制说明</w:t>
+        <w:tab/>
+        <w:t>12</w:t>
       </w:r>
       <w:r>
         <w:rPr>
           <w:rFonts w:hint="default" w:ascii="Times New Roman" w:hAnsi="Times New Roman" w:cs="Times New Roman"/>
         </w:rPr>
-        <w:tab/>
       </w:r>
       <w:r>
         <w:rPr>
           <w:rFonts w:hint="default" w:ascii="Times New Roman" w:hAnsi="Times New Roman" w:cs="Times New Roman"/>
         </w:rPr>
-        <w:fldChar w:fldCharType="begin"/>
       </w:r>
       <w:r>
         <w:rPr>
           <w:rFonts w:hint="default" w:ascii="Times New Roman" w:hAnsi="Times New Roman" w:cs="Times New Roman"/>
         </w:rPr>
-        <w:instrText xml:space="preserve"> PAGEREF _Toc5964 \h </w:instrText>
       </w:r>
       <w:r>
         <w:rPr>
           <w:rFonts w:hint="default" w:ascii="Times New Roman" w:hAnsi="Times New Roman" w:cs="Times New Roman"/>
         </w:rPr>
-        <w:fldChar w:fldCharType="separate"/>
       </w:r>
       <w:r>
         <w:rPr>
           <w:rFonts w:hint="default" w:ascii="Times New Roman" w:hAnsi="Times New Roman" w:cs="Times New Roman"/>
         </w:rPr>
-        <w:t>13</w:t>
       </w:r>
       <w:r>
         <w:rPr>
           <w:rFonts w:hint="default" w:ascii="Times New Roman" w:hAnsi="Times New Roman" w:cs="Times New Roman"/>
         </w:rPr>
-        <w:fldChar w:fldCharType="end"/>
       </w:r>
     </w:p>
     <w:p>
@@ -2394,42 +2330,38 @@
           <w:rFonts w:hint="default" w:ascii="Times New Roman" w:hAnsi="Times New Roman" w:eastAsia="仿宋" w:cs="Times New Roman"/>
         </w:rPr>
         <w:t>十二、价值分析报告日</w:t>
+        <w:tab/>
+        <w:t>13</w:t>
       </w:r>
       <w:r>
         <w:rPr>
           <w:rFonts w:hint="default" w:ascii="Times New Roman" w:hAnsi="Times New Roman" w:cs="Times New Roman"/>
         </w:rPr>
-        <w:tab/>
       </w:r>
       <w:r>
         <w:rPr>
           <w:rFonts w:hint="default" w:ascii="Times New Roman" w:hAnsi="Times New Roman" w:cs="Times New Roman"/>
         </w:rPr>
-        <w:fldChar w:fldCharType="begin"/>
       </w:r>
       <w:r>
         <w:rPr>
           <w:rFonts w:hint="default" w:ascii="Times New Roman" w:hAnsi="Times New Roman" w:cs="Times New Roman"/>
         </w:rPr>
-        <w:instrText xml:space="preserve"> PAGEREF _Toc10350 \h </w:instrText>
       </w:r>
       <w:r>
         <w:rPr>
           <w:rFonts w:hint="default" w:ascii="Times New Roman" w:hAnsi="Times New Roman" w:cs="Times New Roman"/>
         </w:rPr>
-        <w:fldChar w:fldCharType="separate"/>
       </w:r>
       <w:r>
         <w:rPr>
           <w:rFonts w:hint="default" w:ascii="Times New Roman" w:hAnsi="Times New Roman" w:cs="Times New Roman"/>
         </w:rPr>
-        <w:t>13</w:t>
       </w:r>
       <w:r>
         <w:rPr>
           <w:rFonts w:hint="default" w:ascii="Times New Roman" w:hAnsi="Times New Roman" w:cs="Times New Roman"/>
         </w:rPr>
-        <w:fldChar w:fldCharType="end"/>
       </w:r>
     </w:p>
     <w:p>
@@ -2449,42 +2381,38 @@
           <w:rFonts w:hint="default" w:ascii="Times New Roman" w:hAnsi="Times New Roman" w:eastAsia="仿宋" w:cs="Times New Roman"/>
         </w:rPr>
         <w:t>十三、资产评估机构印章</w:t>
+        <w:tab/>
+        <w:t>13</w:t>
       </w:r>
       <w:r>
         <w:rPr>
           <w:rFonts w:hint="default" w:ascii="Times New Roman" w:hAnsi="Times New Roman" w:cs="Times New Roman"/>
         </w:rPr>
-        <w:tab/>
       </w:r>
       <w:r>
         <w:rPr>
           <w:rFonts w:hint="default" w:ascii="Times New Roman" w:hAnsi="Times New Roman" w:cs="Times New Roman"/>
         </w:rPr>
-        <w:fldChar w:fldCharType="begin"/>
       </w:r>
       <w:r>
         <w:rPr>
           <w:rFonts w:hint="default" w:ascii="Times New Roman" w:hAnsi="Times New Roman" w:cs="Times New Roman"/>
         </w:rPr>
-        <w:instrText xml:space="preserve"> PAGEREF _Toc28227 \h </w:instrText>
       </w:r>
       <w:r>
         <w:rPr>
           <w:rFonts w:hint="default" w:ascii="Times New Roman" w:hAnsi="Times New Roman" w:cs="Times New Roman"/>
         </w:rPr>
-        <w:fldChar w:fldCharType="separate"/>
       </w:r>
       <w:r>
         <w:rPr>
           <w:rFonts w:hint="default" w:ascii="Times New Roman" w:hAnsi="Times New Roman" w:cs="Times New Roman"/>
         </w:rPr>
-        <w:t>13</w:t>
       </w:r>
       <w:r>
         <w:rPr>
           <w:rFonts w:hint="default" w:ascii="Times New Roman" w:hAnsi="Times New Roman" w:cs="Times New Roman"/>
         </w:rPr>
-        <w:fldChar w:fldCharType="end"/>
       </w:r>
     </w:p>
     <w:p>
@@ -2506,7 +2434,9 @@
           <w:u w:val="none"/>
           <w:lang w:val="en-US" w:eastAsia="zh-CN"/>
         </w:rPr>
-        <w:t>价值分析</w:t>
+        <w:t>价值分析报告附件</w:t>
+        <w:tab/>
+        <w:t>14</w:t>
       </w:r>
       <w:r>
         <w:rPr>
@@ -2515,43 +2445,36 @@
           <w:szCs w:val="30"/>
           <w:u w:val="none"/>
         </w:rPr>
-        <w:t>报告附件</w:t>
       </w:r>
       <w:r>
         <w:rPr>
           <w:rFonts w:hint="default" w:ascii="Times New Roman" w:hAnsi="Times New Roman" w:cs="Times New Roman"/>
         </w:rPr>
-        <w:tab/>
       </w:r>
       <w:r>
         <w:rPr>
           <w:rFonts w:hint="default" w:ascii="Times New Roman" w:hAnsi="Times New Roman" w:cs="Times New Roman"/>
         </w:rPr>
-        <w:fldChar w:fldCharType="begin"/>
       </w:r>
       <w:r>
         <w:rPr>
           <w:rFonts w:hint="default" w:ascii="Times New Roman" w:hAnsi="Times New Roman" w:cs="Times New Roman"/>
         </w:rPr>
-        <w:instrText xml:space="preserve"> PAGEREF _Toc19785 \h </w:instrText>
       </w:r>
       <w:r>
         <w:rPr>
           <w:rFonts w:hint="default" w:ascii="Times New Roman" w:hAnsi="Times New Roman" w:cs="Times New Roman"/>
         </w:rPr>
-        <w:fldChar w:fldCharType="separate"/>
       </w:r>
       <w:r>
         <w:rPr>
           <w:rFonts w:hint="default" w:ascii="Times New Roman" w:hAnsi="Times New Roman" w:cs="Times New Roman"/>
         </w:rPr>
-        <w:t>14</w:t>
       </w:r>
       <w:r>
         <w:rPr>
           <w:rFonts w:hint="default" w:ascii="Times New Roman" w:hAnsi="Times New Roman" w:cs="Times New Roman"/>
         </w:rPr>
-        <w:fldChar w:fldCharType="end"/>
       </w:r>
     </w:p>
     <w:p>
@@ -3019,7 +2942,7 @@
             </w14:solidFill>
           </w14:textFill>
         </w:rPr>
-        <w:t>2026</w:t>
+        <w:t>2025</w:t>
       </w:r>
       <w:r>
         <w:rPr>
@@ -3210,7 +3133,7 @@
           <w:szCs w:val="32"/>
           <w:lang w:eastAsia="zh-CN"/>
         </w:rPr>
-        <w:t>2026</w:t>
+        <w:t>2025</w:t>
       </w:r>
       <w:r>
         <w:rPr>
@@ -3230,7 +3153,7 @@
           <w:szCs w:val="32"/>
           <w:lang w:eastAsia="zh-CN"/>
         </w:rPr>
-        <w:t>1004</w:t>
+        <w:t>1017</w:t>
       </w:r>
       <w:r>
         <w:rPr>
@@ -3336,7 +3259,7 @@
           <w:szCs w:val="24"/>
           <w:lang w:eastAsia="zh-CN"/>
         </w:rPr>
-        <w:t>2026</w:t>
+        <w:t>2025</w:t>
       </w:r>
       <w:r>
         <w:rPr>
@@ -3382,7 +3305,7 @@
           <w:szCs w:val="24"/>
           <w:lang w:eastAsia="zh-CN"/>
         </w:rPr>
-        <w:t>2025年12月31日</w:t>
+        <w:t>2025年6月30日</w:t>
       </w:r>
       <w:r>
         <w:rPr>
@@ -3848,7 +3771,7 @@
           <w:szCs w:val="24"/>
           <w:lang w:eastAsia="zh-CN"/>
         </w:rPr>
-        <w:t>2025年12月31日</w:t>
+        <w:t>2025年6月30日</w:t>
       </w:r>
       <w:r>
         <w:rPr>
@@ -4007,7 +3930,7 @@
           <w:szCs w:val="24"/>
           <w:lang w:val="en-US" w:eastAsia="zh-CN" w:bidi="ar-SA"/>
         </w:rPr>
-        <w:t>2026</w:t>
+        <w:t>2025</w:t>
       </w:r>
       <w:r>
         <w:rPr>
@@ -4047,7 +3970,7 @@
           <w:szCs w:val="24"/>
           <w:lang w:val="en-US" w:eastAsia="zh-CN" w:bidi="ar-SA"/>
         </w:rPr>
-        <w:t>2025年12月31日</w:t>
+        <w:t>2025年6月30日</w:t>
       </w:r>
       <w:r>
         <w:rPr>
@@ -4156,7 +4079,7 @@
           <w:szCs w:val="24"/>
           <w:lang w:val="en-US" w:eastAsia="zh-CN" w:bidi="ar-SA"/>
         </w:rPr>
-        <w:t>2025年12月31日</w:t>
+        <w:t>2025年6月30日</w:t>
       </w:r>
       <w:r>
         <w:rPr>
@@ -4169,7 +4092,7 @@
           <w:rFonts w:hint="default" w:ascii="Times New Roman" w:hAnsi="Times New Roman" w:eastAsia="仿宋" w:cs="Times New Roman"/>
           <w:lang w:val="en-US" w:eastAsia="zh-CN"/>
         </w:rPr>
-        <w:t>2026年6月29日</w:t>
+        <w:t>2025年12月30日</w:t>
       </w:r>
       <w:r>
         <w:rPr>
@@ -4350,7 +4273,7 @@
             </w14:solidFill>
           </w14:textFill>
         </w:rPr>
-        <w:t>2026</w:t>
+        <w:t>2025</w:t>
       </w:r>
       <w:r>
         <w:rPr>
@@ -4540,7 +4463,7 @@
           <w:szCs w:val="32"/>
           <w:lang w:eastAsia="zh-CN"/>
         </w:rPr>
-        <w:t>2026</w:t>
+        <w:t>2025</w:t>
       </w:r>
       <w:r>
         <w:rPr>
@@ -4560,7 +4483,7 @@
           <w:szCs w:val="32"/>
           <w:lang w:eastAsia="zh-CN"/>
         </w:rPr>
-        <w:t>1004</w:t>
+        <w:t>1017</w:t>
       </w:r>
       <w:r>
         <w:rPr>
@@ -4719,7 +4642,7 @@
           <w:szCs w:val="24"/>
           <w:lang w:eastAsia="zh-CN"/>
         </w:rPr>
-        <w:t>2026</w:t>
+        <w:t>2025</w:t>
       </w:r>
       <w:r>
         <w:rPr>
@@ -4765,7 +4688,7 @@
           <w:szCs w:val="24"/>
           <w:lang w:eastAsia="zh-CN"/>
         </w:rPr>
-        <w:t>2025年12月31日</w:t>
+        <w:t>2025年6月30日</w:t>
       </w:r>
       <w:r>
         <w:rPr>
@@ -6064,7 +5987,7 @@
           <w:szCs w:val="24"/>
           <w:lang w:val="en-US" w:eastAsia="zh-CN"/>
         </w:rPr>
-        <w:t>根据贵行与债务人钟占行户及相关当事方签订的贷款合同、借款凭据、抵押合同等资料，本次债权价值分析范围为：抵（质）押物价值、保全资产价值、债务人的偿债能力及其他偿债资金来源等四个方面。其中，抵押物情况如下：</w:t>
+        <w:t>根据贵行与债务人</w:t>
       </w:r>
       <w:r>
         <w:rPr>
@@ -6073,6 +5996,7 @@
           <w:szCs w:val="24"/>
           <w:lang w:val="en-US" w:eastAsia="zh-CN"/>
         </w:rPr>
+        <w:t>钟占行</w:t>
       </w:r>
       <w:r>
         <w:rPr>
@@ -6081,14 +6005,16 @@
           <w:szCs w:val="24"/>
           <w:lang w:val="en-US" w:eastAsia="zh-CN"/>
         </w:rPr>
-      </w:r>
-      <w:r>
-        <w:rPr>
-          <w:rFonts w:hint="default" w:ascii="Times New Roman" w:hAnsi="Times New Roman" w:eastAsia="仿宋" w:cs="Times New Roman"/>
-          <w:sz w:val="24"/>
-          <w:szCs w:val="24"/>
-          <w:lang w:val="en-US" w:eastAsia="zh-CN"/>
-        </w:rPr>
+        <w:t>户</w:t>
+      </w:r>
+      <w:r>
+        <w:rPr>
+          <w:rFonts w:hint="default" w:ascii="Times New Roman" w:hAnsi="Times New Roman" w:eastAsia="仿宋" w:cs="Times New Roman"/>
+          <w:sz w:val="24"/>
+          <w:szCs w:val="24"/>
+          <w:lang w:val="en-US" w:eastAsia="zh-CN"/>
+        </w:rPr>
+        <w:t>及相关当事方签订的贷款合同、借款凭据、抵押合同、保证合同等资料，本次债权价值分析范围为：抵（质）押物价值、保全资产价值、</w:t>
       </w:r>
       <w:r>
         <w:rPr>
@@ -6097,14 +6023,16 @@
           <w:szCs w:val="24"/>
           <w:lang w:val="en-US" w:eastAsia="zh-CN"/>
         </w:rPr>
-      </w:r>
-      <w:r>
-        <w:rPr>
-          <w:rFonts w:hint="default" w:ascii="Times New Roman" w:hAnsi="Times New Roman" w:eastAsia="仿宋" w:cs="Times New Roman"/>
-          <w:sz w:val="24"/>
-          <w:szCs w:val="24"/>
-          <w:lang w:val="en-US" w:eastAsia="zh-CN"/>
-        </w:rPr>
+        <w:t>债务人</w:t>
+      </w:r>
+      <w:r>
+        <w:rPr>
+          <w:rFonts w:hint="default" w:ascii="Times New Roman" w:hAnsi="Times New Roman" w:eastAsia="仿宋" w:cs="Times New Roman"/>
+          <w:sz w:val="24"/>
+          <w:szCs w:val="24"/>
+          <w:lang w:val="en-US" w:eastAsia="zh-CN"/>
+        </w:rPr>
+        <w:t>的偿债能力、保证人的偿债能力及其他偿债资金来源等五个方面。其中，抵押物情况如下：</w:t>
       </w:r>
     </w:p>
     <w:tbl>
@@ -7068,7 +6996,7 @@
           <w:szCs w:val="24"/>
           <w:lang w:eastAsia="zh-CN"/>
         </w:rPr>
-        <w:t>2025年12月31日</w:t>
+        <w:t>2025年6月30日</w:t>
       </w:r>
       <w:r>
         <w:rPr>
@@ -9726,7 +9654,7 @@
           <w:szCs w:val="24"/>
           <w:lang w:val="en-US" w:eastAsia="zh-CN"/>
         </w:rPr>
-        <w:t>0.70</w:t>
+        <w:t>0.7</w:t>
       </w:r>
       <w:r>
         <w:rPr>
@@ -9857,7 +9785,7 @@
           <w:szCs w:val="24"/>
           <w:lang w:val="en-US" w:eastAsia="zh-CN"/>
         </w:rPr>
-        <w:t>0.70</w:t>
+        <w:t>0.7</w:t>
       </w:r>
     </w:p>
     <w:p>
@@ -9976,7 +9904,7 @@
           <w:szCs w:val="24"/>
           <w:lang w:val="en-US" w:eastAsia="zh-CN"/>
         </w:rPr>
-        <w:t>3.00%</w:t>
+        <w:t>3%</w:t>
       </w:r>
       <w:r>
         <w:rPr>
@@ -10051,7 +9979,7 @@
           <w:szCs w:val="24"/>
           <w:lang w:val="en-US" w:eastAsia="zh-CN" w:bidi="ar-SA"/>
         </w:rPr>
-        <w:t>3.00%</w:t>
+        <w:t>3%</w:t>
       </w:r>
       <w:r>
         <w:rPr>
@@ -10518,7 +10446,7 @@
           <w:szCs w:val="24"/>
           <w:lang w:val="en-US" w:eastAsia="zh-CN"/>
         </w:rPr>
-        <w:t>抵押物折现价值-处置费用-安置费用</w:t>
+        <w:t>抵押物折现价值-抵押物处置费用-安置费用</w:t>
       </w:r>
     </w:p>
     <w:p>
@@ -12605,7 +12533,7 @@
           <w:szCs w:val="22"/>
           <w:lang w:eastAsia="zh-CN"/>
         </w:rPr>
-        <w:t>2026</w:t>
+        <w:t>2025</w:t>
       </w:r>
       <w:r>
         <w:rPr>
@@ -12737,7 +12665,7 @@
           <w:rFonts w:hint="default" w:ascii="Times New Roman" w:hAnsi="Times New Roman" w:eastAsia="仿宋" w:cs="Times New Roman"/>
           <w:lang w:eastAsia="zh-CN"/>
         </w:rPr>
-        <w:t>2026</w:t>
+        <w:t>2025</w:t>
       </w:r>
       <w:r>
         <w:rPr>
@@ -12765,7 +12693,7 @@
           <w:rFonts w:hint="default" w:ascii="Times New Roman" w:hAnsi="Times New Roman" w:eastAsia="仿宋" w:cs="Times New Roman"/>
           <w:lang w:eastAsia="zh-CN"/>
         </w:rPr>
-        <w:t>2025年12月31日</w:t>
+        <w:t>2025年6月30日</w:t>
       </w:r>
       <w:r>
         <w:rPr>
@@ -12893,7 +12821,7 @@
           <w:rFonts w:hint="eastAsia" w:eastAsia="仿宋" w:cs="Times New Roman"/>
           <w:lang w:eastAsia="zh-CN"/>
         </w:rPr>
-        <w:t>2025年12月31日</w:t>
+        <w:t>2025年6月30日</w:t>
       </w:r>
       <w:r>
         <w:rPr>
@@ -12906,7 +12834,7 @@
           <w:rFonts w:hint="default" w:ascii="Times New Roman" w:hAnsi="Times New Roman" w:eastAsia="仿宋" w:cs="Times New Roman"/>
           <w:lang w:val="en-US" w:eastAsia="zh-CN"/>
         </w:rPr>
-        <w:t>2026年6月29日</w:t>
+        <w:t>2025年12月30日</w:t>
       </w:r>
       <w:r>
         <w:rPr>
@@ -13765,7 +13693,7 @@
         <w:rPr>
           <w:rFonts w:hint="default" w:ascii="Times New Roman" w:hAnsi="Times New Roman" w:eastAsia="仿宋" w:cs="Times New Roman"/>
         </w:rPr>
-        <w:t>2026年3月26日</w:t>
+        <w:t>2025年10月16日</w:t>
       </w:r>
       <w:r>
         <w:rPr>
@@ -14565,7 +14493,7 @@
                               <w:iCs/>
                               <w:lang w:val="en-US" w:eastAsia="zh-CN"/>
                             </w:rPr>
-                            <w:t>2026</w:t>
+                            <w:t>2025</w:t>
                           </w:r>
                           <w:r>
                             <w:rPr>
@@ -14670,7 +14598,7 @@
                         <w:iCs/>
                         <w:lang w:val="en-US" w:eastAsia="zh-CN"/>
                       </w:rPr>
-                      <w:t>2026</w:t>
+                      <w:t>2025</w:t>
                     </w:r>
                     <w:r>
                       <w:rPr>

--- a/word/价值分析报告-工行个贷不良资产-吴中-钟占行.docx
+++ b/word/价值分析报告-工行个贷不良资产-吴中-钟占行.docx
@@ -27,7 +27,7 @@
         <mc:AlternateContent>
           <mc:Choice Requires="wps">
             <w:drawing>
-              <wp:anchor distT="0" distB="0" distL="114300" distR="114300" simplePos="0" relativeHeight="251659264" behindDoc="0" locked="0" layoutInCell="1" allowOverlap="1" wp14:anchorId="560D8AAA" wp14:editId="608D8050">
+              <wp:anchor distT="0" distB="0" distL="114300" distR="114300" simplePos="0" relativeHeight="251659264" behindDoc="0" locked="0" layoutInCell="1" allowOverlap="1" wp14:anchorId="2F59E93F" wp14:editId="2755DB0C">
                 <wp:simplePos x="0" y="0"/>
                 <wp:positionH relativeFrom="column">
                   <wp:posOffset>0</wp:posOffset>
@@ -1317,18 +1317,18 @@
     <w:p>
       <w:pPr>
         <w:pStyle w:val="Verzeichnis1"/>
-        <w:rPr>
-          <w:rFonts w:asciiTheme="minorHAnsi" w:eastAsiaTheme="minorEastAsia" w:hAnsiTheme="minorHAnsi" w:cstheme="minorBidi"/>
-          <w:b w:val="0"/>
-          <w:bCs w:val="0"/>
-          <w:noProof/>
-          <w:sz w:val="21"/>
-          <w:szCs w:val="22"/>
-        </w:rPr>
-      </w:pPr>
-      <w:r>
+        <w:tabs>
+          <w:tab w:val="clear" w:pos="8505"/>
+          <w:tab w:val="right" w:leader="dot" w:pos="8913"/>
+        </w:tabs>
         <w:rPr>
           <w:rFonts w:ascii="Times New Roman" w:hAnsi="Times New Roman"/>
+          <w:noProof/>
+        </w:rPr>
+      </w:pPr>
+      <w:r>
+        <w:rPr>
+          <w:rFonts w:ascii="Times New Roman" w:hAnsi="Times New Roman"/>
         </w:rPr>
         <w:fldChar w:fldCharType="begin"/>
       </w:r>
@@ -1346,62 +1346,72 @@
       </w:r>
       <w:r>
         <w:rPr>
-          <w:rFonts w:ascii="Times New Roman"/>
-          <w:noProof/>
+          <w:rFonts w:ascii="Times New Roman" w:hAnsi="Times New Roman"/>
+          <w:noProof/>
+          <w:szCs w:val="36"/>
         </w:rPr>
         <w:t>声</w:t>
       </w:r>
       <w:r>
         <w:rPr>
-          <w:rFonts w:ascii="Times New Roman"/>
-          <w:noProof/>
+          <w:rFonts w:ascii="Times New Roman" w:hAnsi="Times New Roman"/>
+          <w:noProof/>
+          <w:szCs w:val="36"/>
         </w:rPr>
         <w:t xml:space="preserve">  </w:t>
       </w:r>
       <w:r>
         <w:rPr>
-          <w:rFonts w:ascii="Times New Roman"/>
-          <w:noProof/>
+          <w:rFonts w:ascii="Times New Roman" w:hAnsi="Times New Roman"/>
+          <w:noProof/>
+          <w:szCs w:val="36"/>
         </w:rPr>
         <w:t>明</w:t>
       </w:r>
       <w:r>
         <w:rPr>
+          <w:rFonts w:ascii="Times New Roman" w:hAnsi="Times New Roman"/>
           <w:noProof/>
         </w:rPr>
         <w:tab/>
       </w:r>
       <w:r>
         <w:rPr>
+          <w:rFonts w:ascii="Times New Roman" w:hAnsi="Times New Roman"/>
           <w:noProof/>
         </w:rPr>
         <w:fldChar w:fldCharType="begin"/>
       </w:r>
       <w:r>
         <w:rPr>
-          <w:noProof/>
-        </w:rPr>
-        <w:instrText xml:space="preserve"> PAGEREF _Toc233290121 \h </w:instrText>
-      </w:r>
-      <w:r>
-        <w:rPr>
-          <w:noProof/>
-        </w:rPr>
-      </w:r>
-      <w:r>
-        <w:rPr>
+          <w:rFonts w:ascii="Times New Roman" w:hAnsi="Times New Roman"/>
+          <w:noProof/>
+        </w:rPr>
+        <w:instrText xml:space="preserve"> PAGEREF _Toc10628 \h </w:instrText>
+      </w:r>
+      <w:r>
+        <w:rPr>
+          <w:rFonts w:ascii="Times New Roman" w:hAnsi="Times New Roman"/>
+          <w:noProof/>
+        </w:rPr>
+      </w:r>
+      <w:r>
+        <w:rPr>
+          <w:rFonts w:ascii="Times New Roman" w:hAnsi="Times New Roman"/>
           <w:noProof/>
         </w:rPr>
         <w:fldChar w:fldCharType="separate"/>
       </w:r>
       <w:r>
         <w:rPr>
+          <w:rFonts w:ascii="Times New Roman" w:hAnsi="Times New Roman"/>
           <w:noProof/>
         </w:rPr>
         <w:t>1</w:t>
       </w:r>
       <w:r>
         <w:rPr>
+          <w:rFonts w:ascii="Times New Roman" w:hAnsi="Times New Roman"/>
           <w:noProof/>
         </w:rPr>
         <w:fldChar w:fldCharType="end"/>
@@ -1410,59 +1420,66 @@
     <w:p>
       <w:pPr>
         <w:pStyle w:val="Verzeichnis1"/>
-        <w:rPr>
-          <w:rFonts w:asciiTheme="minorHAnsi" w:eastAsiaTheme="minorEastAsia" w:hAnsiTheme="minorHAnsi" w:cstheme="minorBidi"/>
-          <w:b w:val="0"/>
-          <w:bCs w:val="0"/>
-          <w:noProof/>
-          <w:sz w:val="21"/>
-          <w:szCs w:val="22"/>
-        </w:rPr>
-      </w:pPr>
-      <w:r>
-        <w:rPr>
-          <w:rFonts w:ascii="Times New Roman"/>
-          <w:noProof/>
-        </w:rPr>
-        <w:t>债权清算价值分析报告摘要</w:t>
-      </w:r>
-      <w:r>
-        <w:rPr>
+        <w:tabs>
+          <w:tab w:val="clear" w:pos="8505"/>
+          <w:tab w:val="right" w:leader="dot" w:pos="8913"/>
+        </w:tabs>
+        <w:rPr>
+          <w:rFonts w:ascii="Times New Roman" w:hAnsi="Times New Roman"/>
+          <w:noProof/>
+        </w:rPr>
+      </w:pPr>
+      <w:r>
+        <w:rPr>
+          <w:rFonts w:ascii="Times New Roman" w:hAnsi="Times New Roman"/>
+          <w:noProof/>
+        </w:rPr>
+        <w:t>价值分析报告摘要</w:t>
+      </w:r>
+      <w:r>
+        <w:rPr>
+          <w:rFonts w:ascii="Times New Roman" w:hAnsi="Times New Roman"/>
           <w:noProof/>
         </w:rPr>
         <w:tab/>
       </w:r>
       <w:r>
         <w:rPr>
+          <w:rFonts w:ascii="Times New Roman" w:hAnsi="Times New Roman"/>
           <w:noProof/>
         </w:rPr>
         <w:fldChar w:fldCharType="begin"/>
       </w:r>
       <w:r>
         <w:rPr>
-          <w:noProof/>
-        </w:rPr>
-        <w:instrText xml:space="preserve"> PAGEREF _Toc233290122 \h </w:instrText>
-      </w:r>
-      <w:r>
-        <w:rPr>
-          <w:noProof/>
-        </w:rPr>
-      </w:r>
-      <w:r>
-        <w:rPr>
+          <w:rFonts w:ascii="Times New Roman" w:hAnsi="Times New Roman"/>
+          <w:noProof/>
+        </w:rPr>
+        <w:instrText xml:space="preserve"> PAGEREF _Toc4530 \h </w:instrText>
+      </w:r>
+      <w:r>
+        <w:rPr>
+          <w:rFonts w:ascii="Times New Roman" w:hAnsi="Times New Roman"/>
+          <w:noProof/>
+        </w:rPr>
+      </w:r>
+      <w:r>
+        <w:rPr>
+          <w:rFonts w:ascii="Times New Roman" w:hAnsi="Times New Roman"/>
           <w:noProof/>
         </w:rPr>
         <w:fldChar w:fldCharType="separate"/>
       </w:r>
       <w:r>
         <w:rPr>
+          <w:rFonts w:ascii="Times New Roman" w:hAnsi="Times New Roman"/>
           <w:noProof/>
         </w:rPr>
         <w:t>2</w:t>
       </w:r>
       <w:r>
         <w:rPr>
+          <w:rFonts w:ascii="Times New Roman" w:hAnsi="Times New Roman"/>
           <w:noProof/>
         </w:rPr>
         <w:fldChar w:fldCharType="end"/>
@@ -1471,59 +1488,73 @@
     <w:p>
       <w:pPr>
         <w:pStyle w:val="Verzeichnis1"/>
-        <w:rPr>
-          <w:rFonts w:asciiTheme="minorHAnsi" w:eastAsiaTheme="minorEastAsia" w:hAnsiTheme="minorHAnsi" w:cstheme="minorBidi"/>
-          <w:b w:val="0"/>
-          <w:bCs w:val="0"/>
-          <w:noProof/>
-          <w:sz w:val="21"/>
-          <w:szCs w:val="22"/>
-        </w:rPr>
-      </w:pPr>
-      <w:r>
-        <w:rPr>
-          <w:rFonts w:ascii="Times New Roman"/>
-          <w:noProof/>
-        </w:rPr>
-        <w:t>债权清算价值分析报告</w:t>
-      </w:r>
-      <w:r>
-        <w:rPr>
+        <w:tabs>
+          <w:tab w:val="clear" w:pos="8505"/>
+          <w:tab w:val="right" w:leader="dot" w:pos="8913"/>
+        </w:tabs>
+        <w:rPr>
+          <w:rFonts w:ascii="Times New Roman" w:hAnsi="Times New Roman"/>
+          <w:noProof/>
+        </w:rPr>
+      </w:pPr>
+      <w:r>
+        <w:rPr>
+          <w:rFonts w:ascii="Times New Roman" w:hAnsi="Times New Roman"/>
+          <w:noProof/>
+        </w:rPr>
+        <w:t>价值</w:t>
+      </w:r>
+      <w:r>
+        <w:rPr>
+          <w:rFonts w:ascii="Times New Roman" w:hAnsi="Times New Roman"/>
+          <w:noProof/>
+        </w:rPr>
+        <w:t>分析报告</w:t>
+      </w:r>
+      <w:r>
+        <w:rPr>
+          <w:rFonts w:ascii="Times New Roman" w:hAnsi="Times New Roman"/>
           <w:noProof/>
         </w:rPr>
         <w:tab/>
       </w:r>
       <w:r>
         <w:rPr>
+          <w:rFonts w:ascii="Times New Roman" w:hAnsi="Times New Roman"/>
           <w:noProof/>
         </w:rPr>
         <w:fldChar w:fldCharType="begin"/>
       </w:r>
       <w:r>
         <w:rPr>
-          <w:noProof/>
-        </w:rPr>
-        <w:instrText xml:space="preserve"> PAGEREF _Toc233290123 \h </w:instrText>
-      </w:r>
-      <w:r>
-        <w:rPr>
-          <w:noProof/>
-        </w:rPr>
-      </w:r>
-      <w:r>
-        <w:rPr>
+          <w:rFonts w:ascii="Times New Roman" w:hAnsi="Times New Roman"/>
+          <w:noProof/>
+        </w:rPr>
+        <w:instrText xml:space="preserve"> PAGEREF _Toc27400 \h </w:instrText>
+      </w:r>
+      <w:r>
+        <w:rPr>
+          <w:rFonts w:ascii="Times New Roman" w:hAnsi="Times New Roman"/>
+          <w:noProof/>
+        </w:rPr>
+      </w:r>
+      <w:r>
+        <w:rPr>
+          <w:rFonts w:ascii="Times New Roman" w:hAnsi="Times New Roman"/>
           <w:noProof/>
         </w:rPr>
         <w:fldChar w:fldCharType="separate"/>
       </w:r>
       <w:r>
         <w:rPr>
+          <w:rFonts w:ascii="Times New Roman" w:hAnsi="Times New Roman"/>
           <w:noProof/>
         </w:rPr>
         <w:t>4</w:t>
       </w:r>
       <w:r>
         <w:rPr>
+          <w:rFonts w:ascii="Times New Roman" w:hAnsi="Times New Roman"/>
           <w:noProof/>
         </w:rPr>
         <w:fldChar w:fldCharType="end"/>
@@ -1532,11 +1563,13 @@
     <w:p>
       <w:pPr>
         <w:pStyle w:val="Verzeichnis2"/>
-        <w:rPr>
-          <w:rFonts w:asciiTheme="minorHAnsi" w:eastAsiaTheme="minorEastAsia" w:hAnsiTheme="minorHAnsi" w:cstheme="minorBidi"/>
-          <w:noProof/>
-          <w:sz w:val="21"/>
-          <w:szCs w:val="22"/>
+        <w:tabs>
+          <w:tab w:val="clear" w:pos="1050"/>
+          <w:tab w:val="clear" w:pos="8505"/>
+          <w:tab w:val="right" w:leader="dot" w:pos="8913"/>
+        </w:tabs>
+        <w:rPr>
+          <w:noProof/>
         </w:rPr>
       </w:pPr>
       <w:r>
@@ -1544,6 +1577,7 @@
           <w:rFonts w:eastAsia="仿宋"/>
           <w:noProof/>
           <w:spacing w:val="-10"/>
+          <w:szCs w:val="28"/>
         </w:rPr>
         <w:t>一、</w:t>
       </w:r>
@@ -1551,15 +1585,25 @@
         <w:rPr>
           <w:rFonts w:eastAsia="仿宋"/>
           <w:noProof/>
-        </w:rPr>
-        <w:t xml:space="preserve"> </w:t>
-      </w:r>
-      <w:r>
-        <w:rPr>
-          <w:rFonts w:eastAsia="仿宋"/>
-          <w:noProof/>
-        </w:rPr>
-        <w:t>委托人、债务人及债务责任关联方简介</w:t>
+          <w:szCs w:val="28"/>
+        </w:rPr>
+        <w:t>委托人</w:t>
+      </w:r>
+      <w:r>
+        <w:rPr>
+          <w:rFonts w:eastAsia="仿宋"/>
+          <w:noProof/>
+          <w:szCs w:val="28"/>
+        </w:rPr>
+        <w:t>、</w:t>
+      </w:r>
+      <w:r>
+        <w:rPr>
+          <w:rFonts w:eastAsia="仿宋"/>
+          <w:noProof/>
+          <w:szCs w:val="28"/>
+        </w:rPr>
+        <w:t>债务人及债务责任关联方简介</w:t>
       </w:r>
       <w:r>
         <w:rPr>
@@ -1577,7 +1621,7 @@
         <w:rPr>
           <w:noProof/>
         </w:rPr>
-        <w:instrText xml:space="preserve"> PAGEREF _Toc233290124 \h </w:instrText>
+        <w:instrText xml:space="preserve"> PAGEREF _Toc9297 \h </w:instrText>
       </w:r>
       <w:r>
         <w:rPr>
@@ -1606,33 +1650,22 @@
     <w:p>
       <w:pPr>
         <w:pStyle w:val="Verzeichnis2"/>
-        <w:rPr>
-          <w:rFonts w:asciiTheme="minorHAnsi" w:eastAsiaTheme="minorEastAsia" w:hAnsiTheme="minorHAnsi" w:cstheme="minorBidi"/>
-          <w:noProof/>
-          <w:sz w:val="21"/>
-          <w:szCs w:val="22"/>
-        </w:rPr>
-      </w:pPr>
-      <w:r>
-        <w:rPr>
-          <w:rFonts w:eastAsia="仿宋"/>
-          <w:noProof/>
-        </w:rPr>
-        <w:t>二、</w:t>
-      </w:r>
-      <w:r>
-        <w:rPr>
-          <w:rFonts w:eastAsia="仿宋"/>
-          <w:noProof/>
-        </w:rPr>
-        <w:t xml:space="preserve"> </w:t>
-      </w:r>
-      <w:r>
-        <w:rPr>
-          <w:rFonts w:eastAsia="仿宋"/>
-          <w:noProof/>
-        </w:rPr>
-        <w:t>价值分析目的</w:t>
+        <w:tabs>
+          <w:tab w:val="clear" w:pos="1050"/>
+          <w:tab w:val="clear" w:pos="8505"/>
+          <w:tab w:val="right" w:leader="dot" w:pos="8913"/>
+        </w:tabs>
+        <w:rPr>
+          <w:noProof/>
+        </w:rPr>
+      </w:pPr>
+      <w:r>
+        <w:rPr>
+          <w:rFonts w:eastAsia="仿宋"/>
+          <w:noProof/>
+          <w:szCs w:val="28"/>
+        </w:rPr>
+        <w:t>二、价值分析目的</w:t>
       </w:r>
       <w:r>
         <w:rPr>
@@ -1650,7 +1683,7 @@
         <w:rPr>
           <w:noProof/>
         </w:rPr>
-        <w:instrText xml:space="preserve"> PAGEREF _Toc233290125 \h </w:instrText>
+        <w:instrText xml:space="preserve"> PAGEREF _Toc30665 \h </w:instrText>
       </w:r>
       <w:r>
         <w:rPr>
@@ -1679,33 +1712,22 @@
     <w:p>
       <w:pPr>
         <w:pStyle w:val="Verzeichnis2"/>
-        <w:rPr>
-          <w:rFonts w:asciiTheme="minorHAnsi" w:eastAsiaTheme="minorEastAsia" w:hAnsiTheme="minorHAnsi" w:cstheme="minorBidi"/>
-          <w:noProof/>
-          <w:sz w:val="21"/>
-          <w:szCs w:val="22"/>
-        </w:rPr>
-      </w:pPr>
-      <w:r>
-        <w:rPr>
-          <w:rFonts w:eastAsia="仿宋"/>
-          <w:noProof/>
-        </w:rPr>
-        <w:t>三、</w:t>
-      </w:r>
-      <w:r>
-        <w:rPr>
-          <w:rFonts w:eastAsia="仿宋"/>
-          <w:noProof/>
-        </w:rPr>
-        <w:t xml:space="preserve"> </w:t>
-      </w:r>
-      <w:r>
-        <w:rPr>
-          <w:rFonts w:eastAsia="仿宋"/>
-          <w:noProof/>
-        </w:rPr>
-        <w:t>价值分析对象和价值分析范围</w:t>
+        <w:tabs>
+          <w:tab w:val="clear" w:pos="1050"/>
+          <w:tab w:val="clear" w:pos="8505"/>
+          <w:tab w:val="right" w:leader="dot" w:pos="8913"/>
+        </w:tabs>
+        <w:rPr>
+          <w:noProof/>
+        </w:rPr>
+      </w:pPr>
+      <w:r>
+        <w:rPr>
+          <w:rFonts w:eastAsia="仿宋"/>
+          <w:noProof/>
+          <w:szCs w:val="28"/>
+        </w:rPr>
+        <w:t>三、价值分析对象和价值分析范围</w:t>
       </w:r>
       <w:r>
         <w:rPr>
@@ -1723,7 +1745,7 @@
         <w:rPr>
           <w:noProof/>
         </w:rPr>
-        <w:instrText xml:space="preserve"> PAGEREF _Toc233290126 \h </w:instrText>
+        <w:instrText xml:space="preserve"> PAGEREF _Toc20955 \h </w:instrText>
       </w:r>
       <w:r>
         <w:rPr>
@@ -1752,33 +1774,22 @@
     <w:p>
       <w:pPr>
         <w:pStyle w:val="Verzeichnis2"/>
-        <w:rPr>
-          <w:rFonts w:asciiTheme="minorHAnsi" w:eastAsiaTheme="minorEastAsia" w:hAnsiTheme="minorHAnsi" w:cstheme="minorBidi"/>
-          <w:noProof/>
-          <w:sz w:val="21"/>
-          <w:szCs w:val="22"/>
-        </w:rPr>
-      </w:pPr>
-      <w:r>
-        <w:rPr>
-          <w:rFonts w:eastAsia="仿宋"/>
-          <w:noProof/>
-        </w:rPr>
-        <w:t>四、</w:t>
-      </w:r>
-      <w:r>
-        <w:rPr>
-          <w:rFonts w:eastAsia="仿宋"/>
-          <w:noProof/>
-        </w:rPr>
-        <w:t xml:space="preserve"> </w:t>
-      </w:r>
-      <w:r>
-        <w:rPr>
-          <w:rFonts w:eastAsia="仿宋"/>
-          <w:noProof/>
-        </w:rPr>
-        <w:t>价值类型</w:t>
+        <w:tabs>
+          <w:tab w:val="clear" w:pos="1050"/>
+          <w:tab w:val="clear" w:pos="8505"/>
+          <w:tab w:val="right" w:leader="dot" w:pos="8913"/>
+        </w:tabs>
+        <w:rPr>
+          <w:noProof/>
+        </w:rPr>
+      </w:pPr>
+      <w:r>
+        <w:rPr>
+          <w:rFonts w:eastAsia="仿宋"/>
+          <w:noProof/>
+          <w:szCs w:val="28"/>
+        </w:rPr>
+        <w:t>四、价值类型</w:t>
       </w:r>
       <w:r>
         <w:rPr>
@@ -1796,7 +1807,7 @@
         <w:rPr>
           <w:noProof/>
         </w:rPr>
-        <w:instrText xml:space="preserve"> PAGEREF _Toc233290127 \h </w:instrText>
+        <w:instrText xml:space="preserve"> PAGEREF _Toc3814 \h </w:instrText>
       </w:r>
       <w:r>
         <w:rPr>
@@ -1825,33 +1836,22 @@
     <w:p>
       <w:pPr>
         <w:pStyle w:val="Verzeichnis2"/>
-        <w:rPr>
-          <w:rFonts w:asciiTheme="minorHAnsi" w:eastAsiaTheme="minorEastAsia" w:hAnsiTheme="minorHAnsi" w:cstheme="minorBidi"/>
-          <w:noProof/>
-          <w:sz w:val="21"/>
-          <w:szCs w:val="22"/>
-        </w:rPr>
-      </w:pPr>
-      <w:r>
-        <w:rPr>
-          <w:rFonts w:eastAsia="仿宋"/>
-          <w:noProof/>
-        </w:rPr>
-        <w:t>五、</w:t>
-      </w:r>
-      <w:r>
-        <w:rPr>
-          <w:rFonts w:eastAsia="仿宋"/>
-          <w:noProof/>
-        </w:rPr>
-        <w:t xml:space="preserve"> </w:t>
-      </w:r>
-      <w:r>
-        <w:rPr>
-          <w:rFonts w:eastAsia="仿宋"/>
-          <w:noProof/>
-        </w:rPr>
-        <w:t>价值分析基准日</w:t>
+        <w:tabs>
+          <w:tab w:val="clear" w:pos="1050"/>
+          <w:tab w:val="clear" w:pos="8505"/>
+          <w:tab w:val="right" w:leader="dot" w:pos="8913"/>
+        </w:tabs>
+        <w:rPr>
+          <w:noProof/>
+        </w:rPr>
+      </w:pPr>
+      <w:r>
+        <w:rPr>
+          <w:rFonts w:eastAsia="仿宋"/>
+          <w:noProof/>
+          <w:szCs w:val="28"/>
+        </w:rPr>
+        <w:t>五、价值分析基准日</w:t>
       </w:r>
       <w:r>
         <w:rPr>
@@ -1869,7 +1869,7 @@
         <w:rPr>
           <w:noProof/>
         </w:rPr>
-        <w:instrText xml:space="preserve"> PAGEREF _Toc233290128 \h </w:instrText>
+        <w:instrText xml:space="preserve"> PAGEREF _Toc23539 \h </w:instrText>
       </w:r>
       <w:r>
         <w:rPr>
@@ -1898,33 +1898,22 @@
     <w:p>
       <w:pPr>
         <w:pStyle w:val="Verzeichnis2"/>
-        <w:rPr>
-          <w:rFonts w:asciiTheme="minorHAnsi" w:eastAsiaTheme="minorEastAsia" w:hAnsiTheme="minorHAnsi" w:cstheme="minorBidi"/>
-          <w:noProof/>
-          <w:sz w:val="21"/>
-          <w:szCs w:val="22"/>
-        </w:rPr>
-      </w:pPr>
-      <w:r>
-        <w:rPr>
-          <w:rFonts w:eastAsia="仿宋"/>
-          <w:noProof/>
-        </w:rPr>
-        <w:t>六、</w:t>
-      </w:r>
-      <w:r>
-        <w:rPr>
-          <w:rFonts w:eastAsia="仿宋"/>
-          <w:noProof/>
-        </w:rPr>
-        <w:t xml:space="preserve"> </w:t>
-      </w:r>
-      <w:r>
-        <w:rPr>
-          <w:rFonts w:eastAsia="仿宋"/>
-          <w:noProof/>
-        </w:rPr>
-        <w:t>价值分析思路和方法</w:t>
+        <w:tabs>
+          <w:tab w:val="clear" w:pos="1050"/>
+          <w:tab w:val="clear" w:pos="8505"/>
+          <w:tab w:val="right" w:leader="dot" w:pos="8913"/>
+        </w:tabs>
+        <w:rPr>
+          <w:noProof/>
+        </w:rPr>
+      </w:pPr>
+      <w:r>
+        <w:rPr>
+          <w:rFonts w:eastAsia="仿宋"/>
+          <w:noProof/>
+          <w:szCs w:val="28"/>
+        </w:rPr>
+        <w:t>六、价值分析思路和方法</w:t>
       </w:r>
       <w:r>
         <w:rPr>
@@ -1942,7 +1931,7 @@
         <w:rPr>
           <w:noProof/>
         </w:rPr>
-        <w:instrText xml:space="preserve"> PAGEREF _Toc233290129 \h </w:instrText>
+        <w:instrText xml:space="preserve"> PAGEREF _Toc30321 \h </w:instrText>
       </w:r>
       <w:r>
         <w:rPr>
@@ -1971,33 +1960,22 @@
     <w:p>
       <w:pPr>
         <w:pStyle w:val="Verzeichnis2"/>
-        <w:rPr>
-          <w:rFonts w:asciiTheme="minorHAnsi" w:eastAsiaTheme="minorEastAsia" w:hAnsiTheme="minorHAnsi" w:cstheme="minorBidi"/>
-          <w:noProof/>
-          <w:sz w:val="21"/>
-          <w:szCs w:val="22"/>
-        </w:rPr>
-      </w:pPr>
-      <w:r>
-        <w:rPr>
-          <w:rFonts w:eastAsia="仿宋"/>
-          <w:noProof/>
-        </w:rPr>
-        <w:t>七、</w:t>
-      </w:r>
-      <w:r>
-        <w:rPr>
-          <w:rFonts w:eastAsia="仿宋"/>
-          <w:noProof/>
-        </w:rPr>
-        <w:t xml:space="preserve"> </w:t>
-      </w:r>
-      <w:r>
-        <w:rPr>
-          <w:rFonts w:eastAsia="仿宋"/>
-          <w:noProof/>
-        </w:rPr>
-        <w:t>价值分析程序实施过程和情况</w:t>
+        <w:tabs>
+          <w:tab w:val="clear" w:pos="1050"/>
+          <w:tab w:val="clear" w:pos="8505"/>
+          <w:tab w:val="right" w:leader="dot" w:pos="8913"/>
+        </w:tabs>
+        <w:rPr>
+          <w:noProof/>
+        </w:rPr>
+      </w:pPr>
+      <w:r>
+        <w:rPr>
+          <w:rFonts w:eastAsia="仿宋"/>
+          <w:noProof/>
+          <w:szCs w:val="28"/>
+        </w:rPr>
+        <w:t>七、价值分析程序实施过程和情况</w:t>
       </w:r>
       <w:r>
         <w:rPr>
@@ -2015,7 +1993,7 @@
         <w:rPr>
           <w:noProof/>
         </w:rPr>
-        <w:instrText xml:space="preserve"> PAGEREF _Toc233290130 \h </w:instrText>
+        <w:instrText xml:space="preserve"> PAGEREF _Toc14196 \h </w:instrText>
       </w:r>
       <w:r>
         <w:rPr>
@@ -2044,33 +2022,22 @@
     <w:p>
       <w:pPr>
         <w:pStyle w:val="Verzeichnis2"/>
-        <w:rPr>
-          <w:rFonts w:asciiTheme="minorHAnsi" w:eastAsiaTheme="minorEastAsia" w:hAnsiTheme="minorHAnsi" w:cstheme="minorBidi"/>
-          <w:noProof/>
-          <w:sz w:val="21"/>
-          <w:szCs w:val="22"/>
-        </w:rPr>
-      </w:pPr>
-      <w:r>
-        <w:rPr>
-          <w:rFonts w:eastAsia="仿宋"/>
-          <w:noProof/>
-        </w:rPr>
-        <w:t>八、</w:t>
-      </w:r>
-      <w:r>
-        <w:rPr>
-          <w:rFonts w:eastAsia="仿宋"/>
-          <w:noProof/>
-        </w:rPr>
-        <w:t xml:space="preserve"> </w:t>
-      </w:r>
-      <w:r>
-        <w:rPr>
-          <w:rFonts w:eastAsia="仿宋"/>
-          <w:noProof/>
-        </w:rPr>
-        <w:t>价值分析假设</w:t>
+        <w:tabs>
+          <w:tab w:val="clear" w:pos="1050"/>
+          <w:tab w:val="clear" w:pos="8505"/>
+          <w:tab w:val="right" w:leader="dot" w:pos="8913"/>
+        </w:tabs>
+        <w:rPr>
+          <w:noProof/>
+        </w:rPr>
+      </w:pPr>
+      <w:r>
+        <w:rPr>
+          <w:rFonts w:eastAsia="仿宋"/>
+          <w:noProof/>
+          <w:szCs w:val="28"/>
+        </w:rPr>
+        <w:t>八、价值分析假设</w:t>
       </w:r>
       <w:r>
         <w:rPr>
@@ -2088,7 +2055,7 @@
         <w:rPr>
           <w:noProof/>
         </w:rPr>
-        <w:instrText xml:space="preserve"> PAGEREF _Toc233290131 \h </w:instrText>
+        <w:instrText xml:space="preserve"> PAGEREF _Toc17062 \h </w:instrText>
       </w:r>
       <w:r>
         <w:rPr>
@@ -2117,11 +2084,13 @@
     <w:p>
       <w:pPr>
         <w:pStyle w:val="Verzeichnis2"/>
-        <w:rPr>
-          <w:rFonts w:asciiTheme="minorHAnsi" w:eastAsiaTheme="minorEastAsia" w:hAnsiTheme="minorHAnsi" w:cstheme="minorBidi"/>
-          <w:noProof/>
-          <w:sz w:val="21"/>
-          <w:szCs w:val="22"/>
+        <w:tabs>
+          <w:tab w:val="clear" w:pos="1050"/>
+          <w:tab w:val="clear" w:pos="8505"/>
+          <w:tab w:val="right" w:leader="dot" w:pos="8913"/>
+        </w:tabs>
+        <w:rPr>
+          <w:noProof/>
         </w:rPr>
       </w:pPr>
       <w:r>
@@ -2135,13 +2104,7 @@
         <w:rPr>
           <w:rFonts w:eastAsia="仿宋"/>
           <w:noProof/>
-        </w:rPr>
-        <w:t xml:space="preserve"> </w:t>
-      </w:r>
-      <w:r>
-        <w:rPr>
-          <w:rFonts w:eastAsia="仿宋"/>
-          <w:noProof/>
+          <w:szCs w:val="28"/>
         </w:rPr>
         <w:t>价值分析结论</w:t>
       </w:r>
@@ -2161,7 +2124,7 @@
         <w:rPr>
           <w:noProof/>
         </w:rPr>
-        <w:instrText xml:space="preserve"> PAGEREF _Toc233290132 \h </w:instrText>
+        <w:instrText xml:space="preserve"> PAGEREF _Toc30541 \h </w:instrText>
       </w:r>
       <w:r>
         <w:rPr>
@@ -2190,33 +2153,21 @@
     <w:p>
       <w:pPr>
         <w:pStyle w:val="Verzeichnis2"/>
-        <w:rPr>
-          <w:rFonts w:asciiTheme="minorHAnsi" w:eastAsiaTheme="minorEastAsia" w:hAnsiTheme="minorHAnsi" w:cstheme="minorBidi"/>
-          <w:noProof/>
-          <w:sz w:val="21"/>
-          <w:szCs w:val="22"/>
-        </w:rPr>
-      </w:pPr>
-      <w:r>
-        <w:rPr>
-          <w:rFonts w:eastAsia="仿宋"/>
-          <w:noProof/>
-        </w:rPr>
-        <w:t>十、</w:t>
-      </w:r>
-      <w:r>
-        <w:rPr>
-          <w:rFonts w:eastAsia="仿宋"/>
-          <w:noProof/>
-        </w:rPr>
-        <w:t xml:space="preserve"> </w:t>
-      </w:r>
-      <w:r>
-        <w:rPr>
-          <w:rFonts w:eastAsia="仿宋"/>
-          <w:noProof/>
-        </w:rPr>
-        <w:t>特别事项说明</w:t>
+        <w:tabs>
+          <w:tab w:val="clear" w:pos="1050"/>
+          <w:tab w:val="clear" w:pos="8505"/>
+          <w:tab w:val="right" w:leader="dot" w:pos="8913"/>
+        </w:tabs>
+        <w:rPr>
+          <w:noProof/>
+        </w:rPr>
+      </w:pPr>
+      <w:r>
+        <w:rPr>
+          <w:rFonts w:eastAsia="仿宋"/>
+          <w:noProof/>
+        </w:rPr>
+        <w:t>十、特别事项说明</w:t>
       </w:r>
       <w:r>
         <w:rPr>
@@ -2234,7 +2185,7 @@
         <w:rPr>
           <w:noProof/>
         </w:rPr>
-        <w:instrText xml:space="preserve"> PAGEREF _Toc233290133 \h </w:instrText>
+        <w:instrText xml:space="preserve"> PAGEREF _Toc21458 \h </w:instrText>
       </w:r>
       <w:r>
         <w:rPr>
@@ -2263,33 +2214,21 @@
     <w:p>
       <w:pPr>
         <w:pStyle w:val="Verzeichnis2"/>
-        <w:rPr>
-          <w:rFonts w:asciiTheme="minorHAnsi" w:eastAsiaTheme="minorEastAsia" w:hAnsiTheme="minorHAnsi" w:cstheme="minorBidi"/>
-          <w:noProof/>
-          <w:sz w:val="21"/>
-          <w:szCs w:val="22"/>
-        </w:rPr>
-      </w:pPr>
-      <w:r>
-        <w:rPr>
-          <w:rFonts w:eastAsia="仿宋"/>
-          <w:noProof/>
-        </w:rPr>
-        <w:t>十一、</w:t>
-      </w:r>
-      <w:r>
-        <w:rPr>
-          <w:rFonts w:eastAsia="仿宋"/>
-          <w:noProof/>
-        </w:rPr>
-        <w:t xml:space="preserve"> </w:t>
-      </w:r>
-      <w:r>
-        <w:rPr>
-          <w:rFonts w:eastAsia="仿宋"/>
-          <w:noProof/>
-        </w:rPr>
-        <w:t>价值分析报告使用限制说明</w:t>
+        <w:tabs>
+          <w:tab w:val="clear" w:pos="1050"/>
+          <w:tab w:val="clear" w:pos="8505"/>
+          <w:tab w:val="right" w:leader="dot" w:pos="8913"/>
+        </w:tabs>
+        <w:rPr>
+          <w:noProof/>
+        </w:rPr>
+      </w:pPr>
+      <w:r>
+        <w:rPr>
+          <w:rFonts w:eastAsia="仿宋"/>
+          <w:noProof/>
+        </w:rPr>
+        <w:t>十一、价值分析报告使用限制说明</w:t>
       </w:r>
       <w:r>
         <w:rPr>
@@ -2307,7 +2246,7 @@
         <w:rPr>
           <w:noProof/>
         </w:rPr>
-        <w:instrText xml:space="preserve"> PAGEREF _Toc233290134 \h </w:instrText>
+        <w:instrText xml:space="preserve"> PAGEREF _Toc5964 \h </w:instrText>
       </w:r>
       <w:r>
         <w:rPr>
@@ -2336,33 +2275,21 @@
     <w:p>
       <w:pPr>
         <w:pStyle w:val="Verzeichnis2"/>
-        <w:rPr>
-          <w:rFonts w:asciiTheme="minorHAnsi" w:eastAsiaTheme="minorEastAsia" w:hAnsiTheme="minorHAnsi" w:cstheme="minorBidi"/>
-          <w:noProof/>
-          <w:sz w:val="21"/>
-          <w:szCs w:val="22"/>
-        </w:rPr>
-      </w:pPr>
-      <w:r>
-        <w:rPr>
-          <w:rFonts w:eastAsia="仿宋"/>
-          <w:noProof/>
-        </w:rPr>
-        <w:t>十二、</w:t>
-      </w:r>
-      <w:r>
-        <w:rPr>
-          <w:rFonts w:eastAsia="仿宋"/>
-          <w:noProof/>
-        </w:rPr>
-        <w:t xml:space="preserve"> </w:t>
-      </w:r>
-      <w:r>
-        <w:rPr>
-          <w:rFonts w:eastAsia="仿宋"/>
-          <w:noProof/>
-        </w:rPr>
-        <w:t>价值分析报告日</w:t>
+        <w:tabs>
+          <w:tab w:val="clear" w:pos="1050"/>
+          <w:tab w:val="clear" w:pos="8505"/>
+          <w:tab w:val="right" w:leader="dot" w:pos="8913"/>
+        </w:tabs>
+        <w:rPr>
+          <w:noProof/>
+        </w:rPr>
+      </w:pPr>
+      <w:r>
+        <w:rPr>
+          <w:rFonts w:eastAsia="仿宋"/>
+          <w:noProof/>
+        </w:rPr>
+        <w:t>十二、价值分析报告日</w:t>
       </w:r>
       <w:r>
         <w:rPr>
@@ -2380,7 +2307,7 @@
         <w:rPr>
           <w:noProof/>
         </w:rPr>
-        <w:instrText xml:space="preserve"> PAGEREF _Toc233290135 \h </w:instrText>
+        <w:instrText xml:space="preserve"> PAGEREF _Toc10350 \h </w:instrText>
       </w:r>
       <w:r>
         <w:rPr>
@@ -2409,33 +2336,21 @@
     <w:p>
       <w:pPr>
         <w:pStyle w:val="Verzeichnis2"/>
-        <w:rPr>
-          <w:rFonts w:asciiTheme="minorHAnsi" w:eastAsiaTheme="minorEastAsia" w:hAnsiTheme="minorHAnsi" w:cstheme="minorBidi"/>
-          <w:noProof/>
-          <w:sz w:val="21"/>
-          <w:szCs w:val="22"/>
-        </w:rPr>
-      </w:pPr>
-      <w:r>
-        <w:rPr>
-          <w:rFonts w:eastAsia="仿宋"/>
-          <w:noProof/>
-        </w:rPr>
-        <w:t>十三、</w:t>
-      </w:r>
-      <w:r>
-        <w:rPr>
-          <w:rFonts w:eastAsia="仿宋"/>
-          <w:noProof/>
-        </w:rPr>
-        <w:t xml:space="preserve"> </w:t>
-      </w:r>
-      <w:r>
-        <w:rPr>
-          <w:rFonts w:eastAsia="仿宋"/>
-          <w:noProof/>
-        </w:rPr>
-        <w:t>资产评估机构印章</w:t>
+        <w:tabs>
+          <w:tab w:val="clear" w:pos="1050"/>
+          <w:tab w:val="clear" w:pos="8505"/>
+          <w:tab w:val="right" w:leader="dot" w:pos="8913"/>
+        </w:tabs>
+        <w:rPr>
+          <w:noProof/>
+        </w:rPr>
+      </w:pPr>
+      <w:r>
+        <w:rPr>
+          <w:rFonts w:eastAsia="仿宋"/>
+          <w:noProof/>
+        </w:rPr>
+        <w:t>十三、资产评估机构印章</w:t>
       </w:r>
       <w:r>
         <w:rPr>
@@ -2453,7 +2368,7 @@
         <w:rPr>
           <w:noProof/>
         </w:rPr>
-        <w:instrText xml:space="preserve"> PAGEREF _Toc233290136 \h </w:instrText>
+        <w:instrText xml:space="preserve"> PAGEREF _Toc28227 \h </w:instrText>
       </w:r>
       <w:r>
         <w:rPr>
@@ -2482,59 +2397,75 @@
     <w:p>
       <w:pPr>
         <w:pStyle w:val="Verzeichnis1"/>
-        <w:rPr>
-          <w:rFonts w:asciiTheme="minorHAnsi" w:eastAsiaTheme="minorEastAsia" w:hAnsiTheme="minorHAnsi" w:cstheme="minorBidi"/>
-          <w:b w:val="0"/>
-          <w:bCs w:val="0"/>
-          <w:noProof/>
-          <w:sz w:val="21"/>
-          <w:szCs w:val="22"/>
-        </w:rPr>
-      </w:pPr>
-      <w:r>
-        <w:rPr>
-          <w:rFonts w:ascii="Times New Roman"/>
-          <w:noProof/>
-        </w:rPr>
-        <w:t>价值分析报告附件</w:t>
-      </w:r>
-      <w:r>
-        <w:rPr>
+        <w:tabs>
+          <w:tab w:val="clear" w:pos="8505"/>
+          <w:tab w:val="right" w:leader="dot" w:pos="8913"/>
+        </w:tabs>
+        <w:rPr>
+          <w:rFonts w:ascii="Times New Roman" w:hAnsi="Times New Roman"/>
+          <w:noProof/>
+        </w:rPr>
+      </w:pPr>
+      <w:r>
+        <w:rPr>
+          <w:rFonts w:ascii="Times New Roman" w:hAnsi="Times New Roman"/>
+          <w:noProof/>
+          <w:szCs w:val="30"/>
+        </w:rPr>
+        <w:t>价值分析</w:t>
+      </w:r>
+      <w:r>
+        <w:rPr>
+          <w:rFonts w:ascii="Times New Roman" w:hAnsi="Times New Roman"/>
+          <w:noProof/>
+          <w:szCs w:val="30"/>
+        </w:rPr>
+        <w:t>报告附件</w:t>
+      </w:r>
+      <w:r>
+        <w:rPr>
+          <w:rFonts w:ascii="Times New Roman" w:hAnsi="Times New Roman"/>
           <w:noProof/>
         </w:rPr>
         <w:tab/>
       </w:r>
       <w:r>
         <w:rPr>
+          <w:rFonts w:ascii="Times New Roman" w:hAnsi="Times New Roman"/>
           <w:noProof/>
         </w:rPr>
         <w:fldChar w:fldCharType="begin"/>
       </w:r>
       <w:r>
         <w:rPr>
-          <w:noProof/>
-        </w:rPr>
-        <w:instrText xml:space="preserve"> PAGEREF _Toc233290137 \h </w:instrText>
-      </w:r>
-      <w:r>
-        <w:rPr>
-          <w:noProof/>
-        </w:rPr>
-      </w:r>
-      <w:r>
-        <w:rPr>
+          <w:rFonts w:ascii="Times New Roman" w:hAnsi="Times New Roman"/>
+          <w:noProof/>
+        </w:rPr>
+        <w:instrText xml:space="preserve"> PAGEREF _Toc19785 \h </w:instrText>
+      </w:r>
+      <w:r>
+        <w:rPr>
+          <w:rFonts w:ascii="Times New Roman" w:hAnsi="Times New Roman"/>
+          <w:noProof/>
+        </w:rPr>
+      </w:r>
+      <w:r>
+        <w:rPr>
+          <w:rFonts w:ascii="Times New Roman" w:hAnsi="Times New Roman"/>
           <w:noProof/>
         </w:rPr>
         <w:fldChar w:fldCharType="separate"/>
       </w:r>
       <w:r>
         <w:rPr>
+          <w:rFonts w:ascii="Times New Roman" w:hAnsi="Times New Roman"/>
           <w:noProof/>
         </w:rPr>
         <w:t>14</w:t>
       </w:r>
       <w:r>
         <w:rPr>
+          <w:rFonts w:ascii="Times New Roman" w:hAnsi="Times New Roman"/>
           <w:noProof/>
         </w:rPr>
         <w:fldChar w:fldCharType="end"/>
@@ -2590,6 +2521,7 @@
       <w:bookmarkStart w:id="6" w:name="_Toc469811357"/>
       <w:bookmarkStart w:id="7" w:name="_Toc477429867"/>
     </w:p>
+    <w:bookmarkStart w:id="8" w:name="_Toc10628"/>
     <w:p>
       <w:pPr>
         <w:pStyle w:val="berschrift1"/>
@@ -2603,51 +2535,111 @@
           <w:szCs w:val="36"/>
         </w:rPr>
       </w:pPr>
-      <w:hyperlink w:anchor="目录" w:history="1">
-        <w:bookmarkStart w:id="8" w:name="_Toc233290121"/>
-        <w:r>
-          <w:rPr>
-            <w:rStyle w:val="BesuchterLink"/>
-            <w:rFonts w:ascii="Times New Roman" w:eastAsia="仿宋"/>
-            <w:bCs/>
-            <w:color w:val="auto"/>
-            <w:sz w:val="36"/>
-            <w:szCs w:val="36"/>
-            <w:u w:val="none"/>
-          </w:rPr>
-          <w:t>声</w:t>
-        </w:r>
-        <w:bookmarkStart w:id="9" w:name="_Hlt475689408"/>
-        <w:bookmarkStart w:id="10" w:name="_Hlt475689927"/>
-        <w:bookmarkEnd w:id="9"/>
-        <w:bookmarkEnd w:id="10"/>
-        <w:r>
-          <w:rPr>
-            <w:rStyle w:val="BesuchterLink"/>
-            <w:rFonts w:ascii="Times New Roman" w:eastAsia="仿宋"/>
-            <w:bCs/>
-            <w:color w:val="auto"/>
-            <w:sz w:val="36"/>
-            <w:szCs w:val="36"/>
-            <w:u w:val="none"/>
-          </w:rPr>
-          <w:t xml:space="preserve">  </w:t>
-        </w:r>
-        <w:r>
-          <w:rPr>
-            <w:rStyle w:val="BesuchterLink"/>
-            <w:rFonts w:ascii="Times New Roman" w:eastAsia="仿宋"/>
-            <w:bCs/>
-            <w:color w:val="auto"/>
-            <w:sz w:val="36"/>
-            <w:szCs w:val="36"/>
-            <w:u w:val="none"/>
-          </w:rPr>
-          <w:t>明</w:t>
-        </w:r>
-        <w:bookmarkEnd w:id="2"/>
-        <w:bookmarkEnd w:id="8"/>
-      </w:hyperlink>
+      <w:r>
+        <w:rPr>
+          <w:rFonts w:ascii="Times New Roman" w:eastAsia="仿宋"/>
+          <w:bCs/>
+          <w:sz w:val="36"/>
+          <w:szCs w:val="36"/>
+        </w:rPr>
+        <w:lastRenderedPageBreak/>
+        <w:fldChar w:fldCharType="begin"/>
+      </w:r>
+      <w:r>
+        <w:rPr>
+          <w:rFonts w:ascii="Times New Roman" w:eastAsia="仿宋"/>
+          <w:bCs/>
+          <w:sz w:val="36"/>
+          <w:szCs w:val="36"/>
+        </w:rPr>
+        <w:instrText xml:space="preserve"> HYPERLINK  \l "</w:instrText>
+      </w:r>
+      <w:r>
+        <w:rPr>
+          <w:rFonts w:ascii="Times New Roman" w:eastAsia="仿宋"/>
+          <w:bCs/>
+          <w:sz w:val="36"/>
+          <w:szCs w:val="36"/>
+        </w:rPr>
+        <w:instrText>目录</w:instrText>
+      </w:r>
+      <w:r>
+        <w:rPr>
+          <w:rFonts w:ascii="Times New Roman" w:eastAsia="仿宋"/>
+          <w:bCs/>
+          <w:sz w:val="36"/>
+          <w:szCs w:val="36"/>
+        </w:rPr>
+        <w:instrText xml:space="preserve">" </w:instrText>
+      </w:r>
+      <w:r>
+        <w:rPr>
+          <w:rFonts w:ascii="Times New Roman" w:eastAsia="仿宋"/>
+          <w:bCs/>
+          <w:sz w:val="36"/>
+          <w:szCs w:val="36"/>
+        </w:rPr>
+      </w:r>
+      <w:r>
+        <w:rPr>
+          <w:rFonts w:ascii="Times New Roman" w:eastAsia="仿宋"/>
+          <w:bCs/>
+          <w:sz w:val="36"/>
+          <w:szCs w:val="36"/>
+        </w:rPr>
+        <w:fldChar w:fldCharType="separate"/>
+      </w:r>
+      <w:r>
+        <w:rPr>
+          <w:rStyle w:val="BesuchterLink"/>
+          <w:rFonts w:ascii="Times New Roman" w:eastAsia="仿宋"/>
+          <w:bCs/>
+          <w:color w:val="auto"/>
+          <w:sz w:val="36"/>
+          <w:szCs w:val="36"/>
+          <w:u w:val="none"/>
+        </w:rPr>
+        <w:t>声</w:t>
+      </w:r>
+      <w:bookmarkStart w:id="9" w:name="_Hlt475689408"/>
+      <w:bookmarkStart w:id="10" w:name="_Hlt475689927"/>
+      <w:bookmarkEnd w:id="9"/>
+      <w:bookmarkEnd w:id="10"/>
+      <w:r>
+        <w:rPr>
+          <w:rStyle w:val="BesuchterLink"/>
+          <w:rFonts w:ascii="Times New Roman" w:eastAsia="仿宋"/>
+          <w:bCs/>
+          <w:color w:val="auto"/>
+          <w:sz w:val="36"/>
+          <w:szCs w:val="36"/>
+          <w:u w:val="none"/>
+        </w:rPr>
+        <w:t xml:space="preserve">  </w:t>
+      </w:r>
+      <w:r>
+        <w:rPr>
+          <w:rStyle w:val="BesuchterLink"/>
+          <w:rFonts w:ascii="Times New Roman" w:eastAsia="仿宋"/>
+          <w:bCs/>
+          <w:color w:val="auto"/>
+          <w:sz w:val="36"/>
+          <w:szCs w:val="36"/>
+          <w:u w:val="none"/>
+        </w:rPr>
+        <w:t>明</w:t>
+      </w:r>
+      <w:bookmarkEnd w:id="2"/>
+      <w:r>
+        <w:rPr>
+          <w:rFonts w:ascii="Times New Roman" w:eastAsia="仿宋"/>
+          <w:bCs/>
+          <w:sz w:val="36"/>
+          <w:szCs w:val="36"/>
+        </w:rPr>
+        <w:fldChar w:fldCharType="end"/>
+      </w:r>
+      <w:bookmarkEnd w:id="8"/>
     </w:p>
     <w:p>
       <w:pPr>
@@ -2890,7 +2882,7 @@
           <w:szCs w:val="32"/>
         </w:rPr>
       </w:pPr>
-      <w:bookmarkStart w:id="11" w:name="_Toc233290122"/>
+      <w:bookmarkStart w:id="11" w:name="_Toc4530"/>
       <w:r>
         <w:rPr>
           <w:rFonts w:ascii="Times New Roman" w:eastAsia="仿宋"/>
@@ -3927,7 +3919,7 @@
           <w:szCs w:val="32"/>
         </w:rPr>
       </w:pPr>
-      <w:bookmarkStart w:id="17" w:name="_Toc233290123"/>
+      <w:bookmarkStart w:id="17" w:name="_Toc27400"/>
       <w:r>
         <w:rPr>
           <w:rFonts w:ascii="Times New Roman" w:eastAsia="仿宋"/>
@@ -4245,7 +4237,7 @@
           <w:szCs w:val="28"/>
         </w:rPr>
       </w:pPr>
-      <w:bookmarkStart w:id="19" w:name="_Toc233290124"/>
+      <w:bookmarkStart w:id="19" w:name="_Toc9297"/>
       <w:r>
         <w:rPr>
           <w:rFonts w:ascii="Times New Roman" w:eastAsia="仿宋" w:hAnsi="Times New Roman"/>
@@ -4609,7 +4601,7 @@
           <w:rFonts w:eastAsia="仿宋"/>
           <w:szCs w:val="24"/>
         </w:rPr>
-        <w:t>，住址：河南省新蔡县宋岗乡曾营村委钟营东组。</w:t>
+        <w:t>，住址：河南省新蔡县宋岗乡菅营村委钟营东组。</w:t>
       </w:r>
     </w:p>
     <w:p>
@@ -4661,6 +4653,7 @@
         <w:t>委托合同约定价值分析报告使用人为委托人。</w:t>
       </w:r>
     </w:p>
+    <w:bookmarkStart w:id="24" w:name="_Toc30665"/>
     <w:p>
       <w:pPr>
         <w:pStyle w:val="berschrift2"/>
@@ -4679,28 +4672,81 @@
           <w:szCs w:val="28"/>
         </w:rPr>
       </w:pPr>
-      <w:hyperlink w:anchor="目录" w:history="1">
-        <w:bookmarkStart w:id="24" w:name="_Hlt475689506"/>
-        <w:bookmarkStart w:id="25" w:name="_Toc233290125"/>
-        <w:r>
-          <w:rPr>
-            <w:rFonts w:ascii="Times New Roman" w:eastAsia="仿宋" w:hAnsi="Times New Roman"/>
-            <w:sz w:val="28"/>
-            <w:szCs w:val="28"/>
-          </w:rPr>
-          <w:t>价值分析目</w:t>
-        </w:r>
-        <w:bookmarkEnd w:id="24"/>
-        <w:r>
-          <w:rPr>
-            <w:rFonts w:ascii="Times New Roman" w:eastAsia="仿宋" w:hAnsi="Times New Roman"/>
-            <w:sz w:val="28"/>
-            <w:szCs w:val="28"/>
-          </w:rPr>
-          <w:t>的</w:t>
-        </w:r>
-        <w:bookmarkEnd w:id="25"/>
-      </w:hyperlink>
+      <w:r>
+        <w:rPr>
+          <w:rFonts w:ascii="Times New Roman" w:eastAsia="仿宋" w:hAnsi="Times New Roman"/>
+          <w:sz w:val="28"/>
+          <w:szCs w:val="28"/>
+        </w:rPr>
+        <w:lastRenderedPageBreak/>
+        <w:fldChar w:fldCharType="begin"/>
+      </w:r>
+      <w:r>
+        <w:rPr>
+          <w:rFonts w:ascii="Times New Roman" w:eastAsia="仿宋" w:hAnsi="Times New Roman"/>
+          <w:sz w:val="28"/>
+          <w:szCs w:val="28"/>
+        </w:rPr>
+        <w:instrText xml:space="preserve"> HYPERLINK  \l "</w:instrText>
+      </w:r>
+      <w:r>
+        <w:rPr>
+          <w:rFonts w:ascii="Times New Roman" w:eastAsia="仿宋" w:hAnsi="Times New Roman"/>
+          <w:sz w:val="28"/>
+          <w:szCs w:val="28"/>
+        </w:rPr>
+        <w:instrText>目录</w:instrText>
+      </w:r>
+      <w:r>
+        <w:rPr>
+          <w:rFonts w:ascii="Times New Roman" w:eastAsia="仿宋" w:hAnsi="Times New Roman"/>
+          <w:sz w:val="28"/>
+          <w:szCs w:val="28"/>
+        </w:rPr>
+        <w:instrText xml:space="preserve">" </w:instrText>
+      </w:r>
+      <w:r>
+        <w:rPr>
+          <w:rFonts w:ascii="Times New Roman" w:eastAsia="仿宋" w:hAnsi="Times New Roman"/>
+          <w:sz w:val="28"/>
+          <w:szCs w:val="28"/>
+        </w:rPr>
+      </w:r>
+      <w:r>
+        <w:rPr>
+          <w:rFonts w:ascii="Times New Roman" w:eastAsia="仿宋" w:hAnsi="Times New Roman"/>
+          <w:sz w:val="28"/>
+          <w:szCs w:val="28"/>
+        </w:rPr>
+        <w:fldChar w:fldCharType="separate"/>
+      </w:r>
+      <w:bookmarkStart w:id="25" w:name="_Hlt475689506"/>
+      <w:r>
+        <w:rPr>
+          <w:rFonts w:ascii="Times New Roman" w:eastAsia="仿宋" w:hAnsi="Times New Roman"/>
+          <w:sz w:val="28"/>
+          <w:szCs w:val="28"/>
+        </w:rPr>
+        <w:t>价值分析目</w:t>
+      </w:r>
+      <w:bookmarkEnd w:id="25"/>
+      <w:r>
+        <w:rPr>
+          <w:rFonts w:ascii="Times New Roman" w:eastAsia="仿宋" w:hAnsi="Times New Roman"/>
+          <w:sz w:val="28"/>
+          <w:szCs w:val="28"/>
+        </w:rPr>
+        <w:t>的</w:t>
+      </w:r>
+      <w:r>
+        <w:rPr>
+          <w:rFonts w:ascii="Times New Roman" w:eastAsia="仿宋" w:hAnsi="Times New Roman"/>
+          <w:sz w:val="28"/>
+          <w:szCs w:val="28"/>
+        </w:rPr>
+        <w:fldChar w:fldCharType="end"/>
+      </w:r>
+      <w:bookmarkEnd w:id="24"/>
     </w:p>
     <w:p>
       <w:pPr>
@@ -4777,6 +4823,7 @@
         <w:t>。</w:t>
       </w:r>
     </w:p>
+    <w:bookmarkStart w:id="26" w:name="_Toc20955"/>
     <w:p>
       <w:pPr>
         <w:pStyle w:val="berschrift2"/>
@@ -4795,18 +4842,70 @@
           <w:szCs w:val="28"/>
         </w:rPr>
       </w:pPr>
-      <w:hyperlink w:anchor="目录" w:history="1">
-        <w:bookmarkStart w:id="26" w:name="_Toc233290126"/>
-        <w:r>
-          <w:rPr>
-            <w:rFonts w:ascii="Times New Roman" w:eastAsia="仿宋" w:hAnsi="Times New Roman"/>
-            <w:sz w:val="28"/>
-            <w:szCs w:val="28"/>
-          </w:rPr>
-          <w:t>价值分析对象和价值分析范围</w:t>
-        </w:r>
-        <w:bookmarkEnd w:id="26"/>
-      </w:hyperlink>
+      <w:r>
+        <w:rPr>
+          <w:rFonts w:ascii="Times New Roman" w:eastAsia="仿宋" w:hAnsi="Times New Roman"/>
+          <w:sz w:val="28"/>
+          <w:szCs w:val="28"/>
+        </w:rPr>
+        <w:fldChar w:fldCharType="begin"/>
+      </w:r>
+      <w:r>
+        <w:rPr>
+          <w:rFonts w:ascii="Times New Roman" w:eastAsia="仿宋" w:hAnsi="Times New Roman"/>
+          <w:sz w:val="28"/>
+          <w:szCs w:val="28"/>
+        </w:rPr>
+        <w:instrText xml:space="preserve"> HYPERLINK  \l "</w:instrText>
+      </w:r>
+      <w:r>
+        <w:rPr>
+          <w:rFonts w:ascii="Times New Roman" w:eastAsia="仿宋" w:hAnsi="Times New Roman"/>
+          <w:sz w:val="28"/>
+          <w:szCs w:val="28"/>
+        </w:rPr>
+        <w:instrText>目录</w:instrText>
+      </w:r>
+      <w:r>
+        <w:rPr>
+          <w:rFonts w:ascii="Times New Roman" w:eastAsia="仿宋" w:hAnsi="Times New Roman"/>
+          <w:sz w:val="28"/>
+          <w:szCs w:val="28"/>
+        </w:rPr>
+        <w:instrText xml:space="preserve">" </w:instrText>
+      </w:r>
+      <w:r>
+        <w:rPr>
+          <w:rFonts w:ascii="Times New Roman" w:eastAsia="仿宋" w:hAnsi="Times New Roman"/>
+          <w:sz w:val="28"/>
+          <w:szCs w:val="28"/>
+        </w:rPr>
+      </w:r>
+      <w:r>
+        <w:rPr>
+          <w:rFonts w:ascii="Times New Roman" w:eastAsia="仿宋" w:hAnsi="Times New Roman"/>
+          <w:sz w:val="28"/>
+          <w:szCs w:val="28"/>
+        </w:rPr>
+        <w:fldChar w:fldCharType="separate"/>
+      </w:r>
+      <w:r>
+        <w:rPr>
+          <w:rFonts w:ascii="Times New Roman" w:eastAsia="仿宋" w:hAnsi="Times New Roman"/>
+          <w:sz w:val="28"/>
+          <w:szCs w:val="28"/>
+        </w:rPr>
+        <w:t>价值分析对象和价值分析范围</w:t>
+      </w:r>
+      <w:r>
+        <w:rPr>
+          <w:rFonts w:ascii="Times New Roman" w:eastAsia="仿宋" w:hAnsi="Times New Roman"/>
+          <w:sz w:val="28"/>
+          <w:szCs w:val="28"/>
+        </w:rPr>
+        <w:fldChar w:fldCharType="end"/>
+      </w:r>
+      <w:bookmarkEnd w:id="26"/>
     </w:p>
     <w:p>
       <w:pPr>
@@ -5586,6 +5685,7 @@
         </w:tc>
       </w:tr>
     </w:tbl>
+    <w:bookmarkStart w:id="27" w:name="_Toc3814"/>
     <w:p>
       <w:pPr>
         <w:pStyle w:val="berschrift2"/>
@@ -5604,36 +5704,88 @@
           <w:szCs w:val="28"/>
         </w:rPr>
       </w:pPr>
-      <w:hyperlink w:anchor="目录" w:history="1">
-        <w:bookmarkStart w:id="27" w:name="_Toc233290127"/>
-        <w:r>
-          <w:rPr>
-            <w:rFonts w:ascii="Times New Roman" w:eastAsia="仿宋" w:hAnsi="Times New Roman"/>
-            <w:sz w:val="28"/>
-            <w:szCs w:val="28"/>
-          </w:rPr>
-          <w:t>价值</w:t>
-        </w:r>
-        <w:bookmarkStart w:id="28" w:name="_Hlt475689554"/>
-        <w:r>
-          <w:rPr>
-            <w:rFonts w:ascii="Times New Roman" w:eastAsia="仿宋" w:hAnsi="Times New Roman"/>
-            <w:sz w:val="28"/>
-            <w:szCs w:val="28"/>
-          </w:rPr>
-          <w:t>类</w:t>
-        </w:r>
-        <w:bookmarkEnd w:id="28"/>
-        <w:r>
-          <w:rPr>
-            <w:rFonts w:ascii="Times New Roman" w:eastAsia="仿宋" w:hAnsi="Times New Roman"/>
-            <w:sz w:val="28"/>
-            <w:szCs w:val="28"/>
-          </w:rPr>
-          <w:t>型</w:t>
-        </w:r>
-        <w:bookmarkEnd w:id="27"/>
-      </w:hyperlink>
+      <w:r>
+        <w:rPr>
+          <w:rFonts w:ascii="Times New Roman" w:eastAsia="仿宋" w:hAnsi="Times New Roman"/>
+          <w:sz w:val="28"/>
+          <w:szCs w:val="28"/>
+        </w:rPr>
+        <w:fldChar w:fldCharType="begin"/>
+      </w:r>
+      <w:r>
+        <w:rPr>
+          <w:rFonts w:ascii="Times New Roman" w:eastAsia="仿宋" w:hAnsi="Times New Roman"/>
+          <w:sz w:val="28"/>
+          <w:szCs w:val="28"/>
+        </w:rPr>
+        <w:instrText xml:space="preserve"> HYPERLINK  \l "</w:instrText>
+      </w:r>
+      <w:r>
+        <w:rPr>
+          <w:rFonts w:ascii="Times New Roman" w:eastAsia="仿宋" w:hAnsi="Times New Roman"/>
+          <w:sz w:val="28"/>
+          <w:szCs w:val="28"/>
+        </w:rPr>
+        <w:instrText>目录</w:instrText>
+      </w:r>
+      <w:r>
+        <w:rPr>
+          <w:rFonts w:ascii="Times New Roman" w:eastAsia="仿宋" w:hAnsi="Times New Roman"/>
+          <w:sz w:val="28"/>
+          <w:szCs w:val="28"/>
+        </w:rPr>
+        <w:instrText xml:space="preserve">" </w:instrText>
+      </w:r>
+      <w:r>
+        <w:rPr>
+          <w:rFonts w:ascii="Times New Roman" w:eastAsia="仿宋" w:hAnsi="Times New Roman"/>
+          <w:sz w:val="28"/>
+          <w:szCs w:val="28"/>
+        </w:rPr>
+      </w:r>
+      <w:r>
+        <w:rPr>
+          <w:rFonts w:ascii="Times New Roman" w:eastAsia="仿宋" w:hAnsi="Times New Roman"/>
+          <w:sz w:val="28"/>
+          <w:szCs w:val="28"/>
+        </w:rPr>
+        <w:fldChar w:fldCharType="separate"/>
+      </w:r>
+      <w:r>
+        <w:rPr>
+          <w:rFonts w:ascii="Times New Roman" w:eastAsia="仿宋" w:hAnsi="Times New Roman"/>
+          <w:sz w:val="28"/>
+          <w:szCs w:val="28"/>
+        </w:rPr>
+        <w:t>价值</w:t>
+      </w:r>
+      <w:bookmarkStart w:id="28" w:name="_Hlt475689554"/>
+      <w:r>
+        <w:rPr>
+          <w:rFonts w:ascii="Times New Roman" w:eastAsia="仿宋" w:hAnsi="Times New Roman"/>
+          <w:sz w:val="28"/>
+          <w:szCs w:val="28"/>
+        </w:rPr>
+        <w:t>类</w:t>
+      </w:r>
+      <w:bookmarkEnd w:id="28"/>
+      <w:r>
+        <w:rPr>
+          <w:rFonts w:ascii="Times New Roman" w:eastAsia="仿宋" w:hAnsi="Times New Roman"/>
+          <w:sz w:val="28"/>
+          <w:szCs w:val="28"/>
+        </w:rPr>
+        <w:t>型</w:t>
+      </w:r>
+      <w:r>
+        <w:rPr>
+          <w:rFonts w:ascii="Times New Roman" w:eastAsia="仿宋" w:hAnsi="Times New Roman"/>
+          <w:sz w:val="28"/>
+          <w:szCs w:val="28"/>
+        </w:rPr>
+        <w:fldChar w:fldCharType="end"/>
+      </w:r>
+      <w:bookmarkEnd w:id="27"/>
     </w:p>
     <w:p>
       <w:pPr>
@@ -5682,6 +5834,7 @@
         <w:t>。</w:t>
       </w:r>
     </w:p>
+    <w:bookmarkStart w:id="29" w:name="_Toc23539"/>
     <w:p>
       <w:pPr>
         <w:pStyle w:val="berschrift2"/>
@@ -5700,28 +5853,80 @@
           <w:szCs w:val="28"/>
         </w:rPr>
       </w:pPr>
-      <w:hyperlink w:anchor="目录" w:history="1">
-        <w:bookmarkStart w:id="29" w:name="_Hlt475689570"/>
-        <w:bookmarkStart w:id="30" w:name="_Toc233290128"/>
-        <w:r>
-          <w:rPr>
-            <w:rFonts w:ascii="Times New Roman" w:eastAsia="仿宋" w:hAnsi="Times New Roman"/>
-            <w:sz w:val="28"/>
-            <w:szCs w:val="28"/>
-          </w:rPr>
-          <w:t>价值分析基</w:t>
-        </w:r>
-        <w:bookmarkEnd w:id="29"/>
-        <w:r>
-          <w:rPr>
-            <w:rFonts w:ascii="Times New Roman" w:eastAsia="仿宋" w:hAnsi="Times New Roman"/>
-            <w:sz w:val="28"/>
-            <w:szCs w:val="28"/>
-          </w:rPr>
-          <w:t>准日</w:t>
-        </w:r>
-        <w:bookmarkEnd w:id="30"/>
-      </w:hyperlink>
+      <w:r>
+        <w:rPr>
+          <w:rFonts w:ascii="Times New Roman" w:eastAsia="仿宋" w:hAnsi="Times New Roman"/>
+          <w:sz w:val="28"/>
+          <w:szCs w:val="28"/>
+        </w:rPr>
+        <w:fldChar w:fldCharType="begin"/>
+      </w:r>
+      <w:r>
+        <w:rPr>
+          <w:rFonts w:ascii="Times New Roman" w:eastAsia="仿宋" w:hAnsi="Times New Roman"/>
+          <w:sz w:val="28"/>
+          <w:szCs w:val="28"/>
+        </w:rPr>
+        <w:instrText xml:space="preserve"> HYPERLINK  \l "</w:instrText>
+      </w:r>
+      <w:r>
+        <w:rPr>
+          <w:rFonts w:ascii="Times New Roman" w:eastAsia="仿宋" w:hAnsi="Times New Roman"/>
+          <w:sz w:val="28"/>
+          <w:szCs w:val="28"/>
+        </w:rPr>
+        <w:instrText>目录</w:instrText>
+      </w:r>
+      <w:r>
+        <w:rPr>
+          <w:rFonts w:ascii="Times New Roman" w:eastAsia="仿宋" w:hAnsi="Times New Roman"/>
+          <w:sz w:val="28"/>
+          <w:szCs w:val="28"/>
+        </w:rPr>
+        <w:instrText xml:space="preserve">" </w:instrText>
+      </w:r>
+      <w:r>
+        <w:rPr>
+          <w:rFonts w:ascii="Times New Roman" w:eastAsia="仿宋" w:hAnsi="Times New Roman"/>
+          <w:sz w:val="28"/>
+          <w:szCs w:val="28"/>
+        </w:rPr>
+      </w:r>
+      <w:r>
+        <w:rPr>
+          <w:rFonts w:ascii="Times New Roman" w:eastAsia="仿宋" w:hAnsi="Times New Roman"/>
+          <w:sz w:val="28"/>
+          <w:szCs w:val="28"/>
+        </w:rPr>
+        <w:fldChar w:fldCharType="separate"/>
+      </w:r>
+      <w:bookmarkStart w:id="30" w:name="_Hlt475689570"/>
+      <w:r>
+        <w:rPr>
+          <w:rFonts w:ascii="Times New Roman" w:eastAsia="仿宋" w:hAnsi="Times New Roman"/>
+          <w:sz w:val="28"/>
+          <w:szCs w:val="28"/>
+        </w:rPr>
+        <w:t>价值分析基</w:t>
+      </w:r>
+      <w:bookmarkEnd w:id="30"/>
+      <w:r>
+        <w:rPr>
+          <w:rFonts w:ascii="Times New Roman" w:eastAsia="仿宋" w:hAnsi="Times New Roman"/>
+          <w:sz w:val="28"/>
+          <w:szCs w:val="28"/>
+        </w:rPr>
+        <w:t>准日</w:t>
+      </w:r>
+      <w:r>
+        <w:rPr>
+          <w:rFonts w:ascii="Times New Roman" w:eastAsia="仿宋" w:hAnsi="Times New Roman"/>
+          <w:sz w:val="28"/>
+          <w:szCs w:val="28"/>
+        </w:rPr>
+        <w:fldChar w:fldCharType="end"/>
+      </w:r>
+      <w:bookmarkEnd w:id="29"/>
     </w:p>
     <w:p>
       <w:pPr>
@@ -5847,7 +6052,7 @@
           <w:szCs w:val="28"/>
         </w:rPr>
       </w:pPr>
-      <w:bookmarkStart w:id="31" w:name="_Toc233290129"/>
+      <w:bookmarkStart w:id="31" w:name="_Toc30321"/>
       <w:r>
         <w:rPr>
           <w:rFonts w:ascii="Times New Roman" w:eastAsia="仿宋" w:hAnsi="Times New Roman"/>
@@ -8511,11 +8716,12 @@
         <w:t>元。</w:t>
       </w:r>
     </w:p>
-    <w:bookmarkStart w:id="32" w:name="_Toc477429873"/>
-    <w:bookmarkStart w:id="33" w:name="_Toc445967582"/>
-    <w:bookmarkStart w:id="34" w:name="_Toc445967717"/>
-    <w:bookmarkStart w:id="35" w:name="_Toc469811363"/>
-    <w:bookmarkStart w:id="36" w:name="OLE_LINK9"/>
+    <w:bookmarkStart w:id="32" w:name="_Toc14196"/>
+    <w:bookmarkStart w:id="33" w:name="_Toc477429873"/>
+    <w:bookmarkStart w:id="34" w:name="_Toc445967582"/>
+    <w:bookmarkStart w:id="35" w:name="_Toc445967717"/>
+    <w:bookmarkStart w:id="36" w:name="_Toc469811363"/>
+    <w:bookmarkStart w:id="37" w:name="OLE_LINK9"/>
     <w:bookmarkEnd w:id="20"/>
     <w:bookmarkEnd w:id="21"/>
     <w:bookmarkEnd w:id="22"/>
@@ -8593,8 +8799,7 @@
         </w:rPr>
         <w:fldChar w:fldCharType="separate"/>
       </w:r>
-      <w:bookmarkStart w:id="37" w:name="_Hlt475689621"/>
-      <w:bookmarkStart w:id="38" w:name="_Toc233290130"/>
+      <w:bookmarkStart w:id="38" w:name="_Hlt475689621"/>
       <w:r>
         <w:rPr>
           <w:rFonts w:ascii="Times New Roman" w:eastAsia="仿宋" w:hAnsi="Times New Roman"/>
@@ -8603,7 +8808,7 @@
         </w:rPr>
         <w:t>价值分析程序实</w:t>
       </w:r>
-      <w:bookmarkEnd w:id="37"/>
+      <w:bookmarkEnd w:id="38"/>
       <w:r>
         <w:rPr>
           <w:rFonts w:ascii="Times New Roman" w:eastAsia="仿宋" w:hAnsi="Times New Roman"/>
@@ -8612,7 +8817,6 @@
         </w:rPr>
         <w:t>施过程和情况</w:t>
       </w:r>
-      <w:bookmarkEnd w:id="38"/>
       <w:r>
         <w:rPr>
           <w:rFonts w:ascii="Times New Roman" w:eastAsia="仿宋" w:hAnsi="Times New Roman"/>
@@ -8621,6 +8825,7 @@
         </w:rPr>
         <w:fldChar w:fldCharType="end"/>
       </w:r>
+      <w:bookmarkEnd w:id="32"/>
     </w:p>
     <w:p>
       <w:pPr>
@@ -9472,11 +9677,12 @@
       </w:r>
     </w:p>
     <w:bookmarkStart w:id="39" w:name="_Toc165180891"/>
-    <w:bookmarkEnd w:id="32"/>
+    <w:bookmarkStart w:id="40" w:name="_Toc17062"/>
     <w:bookmarkEnd w:id="33"/>
     <w:bookmarkEnd w:id="34"/>
     <w:bookmarkEnd w:id="35"/>
     <w:bookmarkEnd w:id="36"/>
+    <w:bookmarkEnd w:id="37"/>
     <w:p>
       <w:pPr>
         <w:pStyle w:val="berschrift2"/>
@@ -9542,8 +9748,7 @@
         </w:rPr>
         <w:fldChar w:fldCharType="separate"/>
       </w:r>
-      <w:bookmarkStart w:id="40" w:name="_Hlt475689978"/>
-      <w:bookmarkStart w:id="41" w:name="_Toc233290131"/>
+      <w:bookmarkStart w:id="41" w:name="_Hlt475689978"/>
       <w:r>
         <w:rPr>
           <w:rFonts w:ascii="Times New Roman" w:eastAsia="仿宋" w:hAnsi="Times New Roman"/>
@@ -9553,7 +9758,7 @@
         <w:t>价值分析假</w:t>
       </w:r>
       <w:bookmarkStart w:id="42" w:name="_Hlt475689636"/>
-      <w:bookmarkEnd w:id="40"/>
+      <w:bookmarkEnd w:id="41"/>
       <w:r>
         <w:rPr>
           <w:rFonts w:ascii="Times New Roman" w:eastAsia="仿宋" w:hAnsi="Times New Roman"/>
@@ -9564,7 +9769,6 @@
       </w:r>
       <w:bookmarkEnd w:id="39"/>
       <w:bookmarkEnd w:id="42"/>
-      <w:bookmarkEnd w:id="41"/>
       <w:r>
         <w:rPr>
           <w:rFonts w:ascii="Times New Roman" w:eastAsia="仿宋" w:hAnsi="Times New Roman"/>
@@ -9573,6 +9777,7 @@
         </w:rPr>
         <w:fldChar w:fldCharType="end"/>
       </w:r>
+      <w:bookmarkEnd w:id="40"/>
     </w:p>
     <w:p>
       <w:pPr>
@@ -9787,6 +9992,7 @@
     <w:bookmarkStart w:id="49" w:name="_Toc469811367"/>
     <w:bookmarkStart w:id="50" w:name="_Toc477429877"/>
     <w:bookmarkStart w:id="51" w:name="_Toc445967586"/>
+    <w:bookmarkStart w:id="52" w:name="_Toc30541"/>
     <w:bookmarkEnd w:id="43"/>
     <w:bookmarkEnd w:id="44"/>
     <w:bookmarkEnd w:id="45"/>
@@ -9854,12 +10060,11 @@
         </w:rPr>
         <w:fldChar w:fldCharType="separate"/>
       </w:r>
-      <w:bookmarkStart w:id="52" w:name="_Toc469811368"/>
-      <w:bookmarkStart w:id="53" w:name="_Toc477429878"/>
-      <w:bookmarkStart w:id="54" w:name="_Toc445967722"/>
-      <w:bookmarkStart w:id="55" w:name="_Toc445967587"/>
-      <w:bookmarkStart w:id="56" w:name="_Toc165180896"/>
-      <w:bookmarkStart w:id="57" w:name="_Toc233290132"/>
+      <w:bookmarkStart w:id="53" w:name="_Toc469811368"/>
+      <w:bookmarkStart w:id="54" w:name="_Toc477429878"/>
+      <w:bookmarkStart w:id="55" w:name="_Toc445967722"/>
+      <w:bookmarkStart w:id="56" w:name="_Toc445967587"/>
+      <w:bookmarkStart w:id="57" w:name="_Toc165180896"/>
       <w:bookmarkEnd w:id="47"/>
       <w:bookmarkEnd w:id="48"/>
       <w:bookmarkEnd w:id="49"/>
@@ -9889,7 +10094,7 @@
         </w:rPr>
         <w:t>论</w:t>
       </w:r>
-      <w:bookmarkEnd w:id="57"/>
+      <w:bookmarkEnd w:id="52"/>
     </w:p>
     <w:p>
       <w:pPr>
@@ -10242,6 +10447,7 @@
         <w:t>。</w:t>
       </w:r>
     </w:p>
+    <w:bookmarkStart w:id="59" w:name="_Toc21458"/>
     <w:p>
       <w:pPr>
         <w:pStyle w:val="berschrift2"/>
@@ -10259,47 +10465,92 @@
           <w:sz w:val="28"/>
         </w:rPr>
       </w:pPr>
-      <w:hyperlink w:anchor="目录" w:history="1">
-        <w:bookmarkStart w:id="59" w:name="_Toc233290133"/>
-        <w:r>
-          <w:rPr>
-            <w:rFonts w:ascii="Times New Roman" w:eastAsia="仿宋" w:hAnsi="Times New Roman"/>
-            <w:sz w:val="28"/>
-          </w:rPr>
-          <w:t>特别</w:t>
-        </w:r>
-        <w:bookmarkStart w:id="60" w:name="_Hlt475689987"/>
-        <w:r>
-          <w:rPr>
-            <w:rFonts w:ascii="Times New Roman" w:eastAsia="仿宋" w:hAnsi="Times New Roman"/>
-            <w:sz w:val="28"/>
-          </w:rPr>
-          <w:t>事</w:t>
-        </w:r>
-        <w:bookmarkStart w:id="61" w:name="_Hlt475689676"/>
-        <w:bookmarkEnd w:id="60"/>
-        <w:r>
-          <w:rPr>
-            <w:rFonts w:ascii="Times New Roman" w:eastAsia="仿宋" w:hAnsi="Times New Roman"/>
-            <w:sz w:val="28"/>
-          </w:rPr>
-          <w:t>项</w:t>
-        </w:r>
-        <w:bookmarkEnd w:id="61"/>
-        <w:r>
-          <w:rPr>
-            <w:rFonts w:ascii="Times New Roman" w:eastAsia="仿宋" w:hAnsi="Times New Roman"/>
-            <w:sz w:val="28"/>
-          </w:rPr>
-          <w:t>说明</w:t>
-        </w:r>
-        <w:bookmarkEnd w:id="52"/>
-        <w:bookmarkEnd w:id="53"/>
-        <w:bookmarkEnd w:id="54"/>
-        <w:bookmarkEnd w:id="55"/>
-        <w:bookmarkEnd w:id="56"/>
-        <w:bookmarkEnd w:id="59"/>
-      </w:hyperlink>
+      <w:r>
+        <w:rPr>
+          <w:rFonts w:ascii="Times New Roman" w:eastAsia="仿宋" w:hAnsi="Times New Roman"/>
+          <w:sz w:val="28"/>
+        </w:rPr>
+        <w:fldChar w:fldCharType="begin"/>
+      </w:r>
+      <w:r>
+        <w:rPr>
+          <w:rFonts w:ascii="Times New Roman" w:eastAsia="仿宋" w:hAnsi="Times New Roman"/>
+          <w:sz w:val="28"/>
+        </w:rPr>
+        <w:instrText xml:space="preserve"> HYPERLINK  \l "</w:instrText>
+      </w:r>
+      <w:r>
+        <w:rPr>
+          <w:rFonts w:ascii="Times New Roman" w:eastAsia="仿宋" w:hAnsi="Times New Roman"/>
+          <w:sz w:val="28"/>
+        </w:rPr>
+        <w:instrText>目录</w:instrText>
+      </w:r>
+      <w:r>
+        <w:rPr>
+          <w:rFonts w:ascii="Times New Roman" w:eastAsia="仿宋" w:hAnsi="Times New Roman"/>
+          <w:sz w:val="28"/>
+        </w:rPr>
+        <w:instrText xml:space="preserve">" </w:instrText>
+      </w:r>
+      <w:r>
+        <w:rPr>
+          <w:rFonts w:ascii="Times New Roman" w:eastAsia="仿宋" w:hAnsi="Times New Roman"/>
+          <w:sz w:val="28"/>
+        </w:rPr>
+      </w:r>
+      <w:r>
+        <w:rPr>
+          <w:rFonts w:ascii="Times New Roman" w:eastAsia="仿宋" w:hAnsi="Times New Roman"/>
+          <w:sz w:val="28"/>
+        </w:rPr>
+        <w:fldChar w:fldCharType="separate"/>
+      </w:r>
+      <w:r>
+        <w:rPr>
+          <w:rFonts w:ascii="Times New Roman" w:eastAsia="仿宋" w:hAnsi="Times New Roman"/>
+          <w:sz w:val="28"/>
+        </w:rPr>
+        <w:t>特别</w:t>
+      </w:r>
+      <w:bookmarkStart w:id="60" w:name="_Hlt475689987"/>
+      <w:r>
+        <w:rPr>
+          <w:rFonts w:ascii="Times New Roman" w:eastAsia="仿宋" w:hAnsi="Times New Roman"/>
+          <w:sz w:val="28"/>
+        </w:rPr>
+        <w:t>事</w:t>
+      </w:r>
+      <w:bookmarkStart w:id="61" w:name="_Hlt475689676"/>
+      <w:bookmarkEnd w:id="60"/>
+      <w:r>
+        <w:rPr>
+          <w:rFonts w:ascii="Times New Roman" w:eastAsia="仿宋" w:hAnsi="Times New Roman"/>
+          <w:sz w:val="28"/>
+        </w:rPr>
+        <w:t>项</w:t>
+      </w:r>
+      <w:bookmarkEnd w:id="61"/>
+      <w:r>
+        <w:rPr>
+          <w:rFonts w:ascii="Times New Roman" w:eastAsia="仿宋" w:hAnsi="Times New Roman"/>
+          <w:sz w:val="28"/>
+        </w:rPr>
+        <w:t>说明</w:t>
+      </w:r>
+      <w:bookmarkEnd w:id="53"/>
+      <w:bookmarkEnd w:id="54"/>
+      <w:bookmarkEnd w:id="55"/>
+      <w:bookmarkEnd w:id="56"/>
+      <w:bookmarkEnd w:id="57"/>
+      <w:r>
+        <w:rPr>
+          <w:rFonts w:ascii="Times New Roman" w:eastAsia="仿宋" w:hAnsi="Times New Roman"/>
+          <w:sz w:val="28"/>
+        </w:rPr>
+        <w:fldChar w:fldCharType="end"/>
+      </w:r>
+      <w:bookmarkEnd w:id="59"/>
     </w:p>
     <w:p>
       <w:pPr>
@@ -10530,6 +10781,7 @@
         <w:t>。</w:t>
       </w:r>
     </w:p>
+    <w:bookmarkStart w:id="62" w:name="_Toc5964"/>
     <w:p>
       <w:pPr>
         <w:pStyle w:val="berschrift2"/>
@@ -10547,62 +10799,107 @@
           <w:sz w:val="28"/>
         </w:rPr>
       </w:pPr>
-      <w:hyperlink w:anchor="目录" w:history="1">
-        <w:bookmarkStart w:id="62" w:name="_Toc233290134"/>
-        <w:r>
-          <w:rPr>
-            <w:rFonts w:ascii="Times New Roman" w:eastAsia="仿宋" w:hAnsi="Times New Roman"/>
-            <w:sz w:val="28"/>
-          </w:rPr>
-          <w:t>价值分析报</w:t>
-        </w:r>
-        <w:bookmarkStart w:id="63" w:name="_Hlt475689693"/>
-        <w:bookmarkStart w:id="64" w:name="_Hlt475689694"/>
-        <w:r>
-          <w:rPr>
-            <w:rFonts w:ascii="Times New Roman" w:eastAsia="仿宋" w:hAnsi="Times New Roman"/>
-            <w:sz w:val="28"/>
-          </w:rPr>
-          <w:t>告</w:t>
-        </w:r>
-        <w:bookmarkStart w:id="65" w:name="_Hlt475689691"/>
-        <w:bookmarkEnd w:id="63"/>
-        <w:bookmarkEnd w:id="64"/>
-        <w:r>
-          <w:rPr>
-            <w:rFonts w:ascii="Times New Roman" w:eastAsia="仿宋" w:hAnsi="Times New Roman"/>
-            <w:sz w:val="28"/>
-          </w:rPr>
-          <w:t>使</w:t>
-        </w:r>
-        <w:bookmarkStart w:id="66" w:name="_Hlt475689701"/>
-        <w:bookmarkEnd w:id="65"/>
-        <w:r>
-          <w:rPr>
-            <w:rFonts w:ascii="Times New Roman" w:eastAsia="仿宋" w:hAnsi="Times New Roman"/>
-            <w:sz w:val="28"/>
-          </w:rPr>
-          <w:t>用</w:t>
-        </w:r>
-        <w:bookmarkStart w:id="67" w:name="_Hlt475689709"/>
-        <w:bookmarkEnd w:id="66"/>
-        <w:r>
-          <w:rPr>
-            <w:rFonts w:ascii="Times New Roman" w:eastAsia="仿宋" w:hAnsi="Times New Roman"/>
-            <w:sz w:val="28"/>
-          </w:rPr>
-          <w:t>限</w:t>
-        </w:r>
-        <w:bookmarkEnd w:id="67"/>
-        <w:r>
-          <w:rPr>
-            <w:rFonts w:ascii="Times New Roman" w:eastAsia="仿宋" w:hAnsi="Times New Roman"/>
-            <w:sz w:val="28"/>
-          </w:rPr>
-          <w:t>制说明</w:t>
-        </w:r>
-        <w:bookmarkEnd w:id="62"/>
-      </w:hyperlink>
+      <w:r>
+        <w:rPr>
+          <w:rFonts w:ascii="Times New Roman" w:eastAsia="仿宋" w:hAnsi="Times New Roman"/>
+          <w:sz w:val="28"/>
+        </w:rPr>
+        <w:fldChar w:fldCharType="begin"/>
+      </w:r>
+      <w:r>
+        <w:rPr>
+          <w:rFonts w:ascii="Times New Roman" w:eastAsia="仿宋" w:hAnsi="Times New Roman"/>
+          <w:sz w:val="28"/>
+        </w:rPr>
+        <w:instrText>HYPERLINK  \l "</w:instrText>
+      </w:r>
+      <w:r>
+        <w:rPr>
+          <w:rFonts w:ascii="Times New Roman" w:eastAsia="仿宋" w:hAnsi="Times New Roman"/>
+          <w:sz w:val="28"/>
+        </w:rPr>
+        <w:instrText>目录</w:instrText>
+      </w:r>
+      <w:r>
+        <w:rPr>
+          <w:rFonts w:ascii="Times New Roman" w:eastAsia="仿宋" w:hAnsi="Times New Roman"/>
+          <w:sz w:val="28"/>
+        </w:rPr>
+        <w:instrText>"</w:instrText>
+      </w:r>
+      <w:r>
+        <w:rPr>
+          <w:rFonts w:ascii="Times New Roman" w:eastAsia="仿宋" w:hAnsi="Times New Roman"/>
+          <w:sz w:val="28"/>
+        </w:rPr>
+      </w:r>
+      <w:r>
+        <w:rPr>
+          <w:rFonts w:ascii="Times New Roman" w:eastAsia="仿宋" w:hAnsi="Times New Roman"/>
+          <w:sz w:val="28"/>
+        </w:rPr>
+        <w:fldChar w:fldCharType="separate"/>
+      </w:r>
+      <w:r>
+        <w:rPr>
+          <w:rFonts w:ascii="Times New Roman" w:eastAsia="仿宋" w:hAnsi="Times New Roman"/>
+          <w:sz w:val="28"/>
+        </w:rPr>
+        <w:t>价值分析报</w:t>
+      </w:r>
+      <w:bookmarkStart w:id="63" w:name="_Hlt475689693"/>
+      <w:bookmarkStart w:id="64" w:name="_Hlt475689694"/>
+      <w:r>
+        <w:rPr>
+          <w:rFonts w:ascii="Times New Roman" w:eastAsia="仿宋" w:hAnsi="Times New Roman"/>
+          <w:sz w:val="28"/>
+        </w:rPr>
+        <w:t>告</w:t>
+      </w:r>
+      <w:bookmarkStart w:id="65" w:name="_Hlt475689691"/>
+      <w:bookmarkEnd w:id="63"/>
+      <w:bookmarkEnd w:id="64"/>
+      <w:r>
+        <w:rPr>
+          <w:rFonts w:ascii="Times New Roman" w:eastAsia="仿宋" w:hAnsi="Times New Roman"/>
+          <w:sz w:val="28"/>
+        </w:rPr>
+        <w:t>使</w:t>
+      </w:r>
+      <w:bookmarkStart w:id="66" w:name="_Hlt475689701"/>
+      <w:bookmarkEnd w:id="65"/>
+      <w:r>
+        <w:rPr>
+          <w:rFonts w:ascii="Times New Roman" w:eastAsia="仿宋" w:hAnsi="Times New Roman"/>
+          <w:sz w:val="28"/>
+        </w:rPr>
+        <w:t>用</w:t>
+      </w:r>
+      <w:bookmarkStart w:id="67" w:name="_Hlt475689709"/>
+      <w:bookmarkEnd w:id="66"/>
+      <w:r>
+        <w:rPr>
+          <w:rFonts w:ascii="Times New Roman" w:eastAsia="仿宋" w:hAnsi="Times New Roman"/>
+          <w:sz w:val="28"/>
+        </w:rPr>
+        <w:t>限</w:t>
+      </w:r>
+      <w:bookmarkEnd w:id="67"/>
+      <w:r>
+        <w:rPr>
+          <w:rFonts w:ascii="Times New Roman" w:eastAsia="仿宋" w:hAnsi="Times New Roman"/>
+          <w:sz w:val="28"/>
+        </w:rPr>
+        <w:t>制说明</w:t>
+      </w:r>
+      <w:r>
+        <w:rPr>
+          <w:rFonts w:ascii="Times New Roman" w:eastAsia="仿宋" w:hAnsi="Times New Roman"/>
+          <w:sz w:val="28"/>
+        </w:rPr>
+        <w:fldChar w:fldCharType="end"/>
+      </w:r>
+      <w:bookmarkEnd w:id="62"/>
     </w:p>
     <w:p>
       <w:pPr>
@@ -10812,6 +11109,7 @@
     <w:bookmarkStart w:id="69" w:name="_Toc165180899"/>
     <w:bookmarkStart w:id="70" w:name="_Toc445967725"/>
     <w:bookmarkStart w:id="71" w:name="_Toc445967590"/>
+    <w:bookmarkStart w:id="72" w:name="_Toc10350"/>
     <w:p>
       <w:pPr>
         <w:pStyle w:val="berschrift2"/>
@@ -10870,7 +11168,6 @@
         </w:rPr>
         <w:fldChar w:fldCharType="separate"/>
       </w:r>
-      <w:bookmarkStart w:id="72" w:name="_Toc233290135"/>
       <w:r>
         <w:rPr>
           <w:rFonts w:ascii="Times New Roman" w:eastAsia="仿宋" w:hAnsi="Times New Roman"/>
@@ -10898,7 +11195,6 @@
       <w:bookmarkEnd w:id="69"/>
       <w:bookmarkEnd w:id="70"/>
       <w:bookmarkEnd w:id="71"/>
-      <w:bookmarkEnd w:id="72"/>
       <w:r>
         <w:rPr>
           <w:rFonts w:ascii="Times New Roman" w:eastAsia="仿宋" w:hAnsi="Times New Roman"/>
@@ -10906,6 +11202,7 @@
         </w:rPr>
         <w:fldChar w:fldCharType="end"/>
       </w:r>
+      <w:bookmarkEnd w:id="72"/>
     </w:p>
     <w:p>
       <w:pPr>
@@ -11004,7 +11301,7 @@
         </w:rPr>
       </w:pPr>
       <w:bookmarkStart w:id="74" w:name="_签名盖章"/>
-      <w:bookmarkStart w:id="75" w:name="_Toc233290136"/>
+      <w:bookmarkStart w:id="75" w:name="_Toc28227"/>
       <w:bookmarkEnd w:id="74"/>
       <w:r>
         <w:rPr>
@@ -11048,6 +11345,7 @@
         <w:br w:type="page"/>
       </w:r>
     </w:p>
+    <w:bookmarkStart w:id="77" w:name="_Toc19785"/>
     <w:p>
       <w:pPr>
         <w:pStyle w:val="berschrift1"/>
@@ -11060,57 +11358,110 @@
           <w:szCs w:val="30"/>
         </w:rPr>
       </w:pPr>
-      <w:hyperlink w:anchor="目录" w:history="1">
-        <w:bookmarkStart w:id="77" w:name="_Toc233290137"/>
-        <w:r>
-          <w:rPr>
-            <w:rStyle w:val="BesuchterLink"/>
-            <w:rFonts w:ascii="Times New Roman" w:eastAsia="仿宋"/>
-            <w:color w:val="auto"/>
-            <w:sz w:val="30"/>
-            <w:szCs w:val="30"/>
-            <w:u w:val="none"/>
-          </w:rPr>
-          <w:t>价值分析</w:t>
-        </w:r>
-        <w:r>
-          <w:rPr>
-            <w:rStyle w:val="BesuchterLink"/>
-            <w:rFonts w:ascii="Times New Roman" w:eastAsia="仿宋"/>
-            <w:color w:val="auto"/>
-            <w:sz w:val="30"/>
-            <w:szCs w:val="30"/>
-            <w:u w:val="none"/>
-          </w:rPr>
-          <w:t>报告</w:t>
-        </w:r>
-        <w:bookmarkStart w:id="78" w:name="_Hlt475689776"/>
-        <w:r>
-          <w:rPr>
-            <w:rStyle w:val="BesuchterLink"/>
-            <w:rFonts w:ascii="Times New Roman" w:eastAsia="仿宋"/>
-            <w:color w:val="auto"/>
-            <w:sz w:val="30"/>
-            <w:szCs w:val="30"/>
-            <w:u w:val="none"/>
-          </w:rPr>
-          <w:t>附</w:t>
-        </w:r>
-        <w:bookmarkEnd w:id="78"/>
-        <w:r>
-          <w:rPr>
-            <w:rStyle w:val="BesuchterLink"/>
-            <w:rFonts w:ascii="Times New Roman" w:eastAsia="仿宋"/>
-            <w:color w:val="auto"/>
-            <w:sz w:val="30"/>
-            <w:szCs w:val="30"/>
-            <w:u w:val="none"/>
-          </w:rPr>
-          <w:t>件</w:t>
-        </w:r>
-        <w:bookmarkEnd w:id="76"/>
-        <w:bookmarkEnd w:id="77"/>
-      </w:hyperlink>
+      <w:r>
+        <w:rPr>
+          <w:rFonts w:ascii="Times New Roman" w:eastAsia="仿宋"/>
+          <w:sz w:val="30"/>
+          <w:szCs w:val="30"/>
+        </w:rPr>
+        <w:lastRenderedPageBreak/>
+        <w:fldChar w:fldCharType="begin"/>
+      </w:r>
+      <w:r>
+        <w:rPr>
+          <w:rFonts w:ascii="Times New Roman" w:eastAsia="仿宋"/>
+          <w:sz w:val="30"/>
+          <w:szCs w:val="30"/>
+        </w:rPr>
+        <w:instrText xml:space="preserve"> HYPERLINK  \l "</w:instrText>
+      </w:r>
+      <w:r>
+        <w:rPr>
+          <w:rFonts w:ascii="Times New Roman" w:eastAsia="仿宋"/>
+          <w:sz w:val="30"/>
+          <w:szCs w:val="30"/>
+        </w:rPr>
+        <w:instrText>目录</w:instrText>
+      </w:r>
+      <w:r>
+        <w:rPr>
+          <w:rFonts w:ascii="Times New Roman" w:eastAsia="仿宋"/>
+          <w:sz w:val="30"/>
+          <w:szCs w:val="30"/>
+        </w:rPr>
+        <w:instrText xml:space="preserve">" </w:instrText>
+      </w:r>
+      <w:r>
+        <w:rPr>
+          <w:rFonts w:ascii="Times New Roman" w:eastAsia="仿宋"/>
+          <w:sz w:val="30"/>
+          <w:szCs w:val="30"/>
+        </w:rPr>
+      </w:r>
+      <w:r>
+        <w:rPr>
+          <w:rFonts w:ascii="Times New Roman" w:eastAsia="仿宋"/>
+          <w:sz w:val="30"/>
+          <w:szCs w:val="30"/>
+        </w:rPr>
+        <w:fldChar w:fldCharType="separate"/>
+      </w:r>
+      <w:r>
+        <w:rPr>
+          <w:rStyle w:val="BesuchterLink"/>
+          <w:rFonts w:ascii="Times New Roman" w:eastAsia="仿宋"/>
+          <w:color w:val="auto"/>
+          <w:sz w:val="30"/>
+          <w:szCs w:val="30"/>
+          <w:u w:val="none"/>
+        </w:rPr>
+        <w:t>价值分析</w:t>
+      </w:r>
+      <w:r>
+        <w:rPr>
+          <w:rStyle w:val="BesuchterLink"/>
+          <w:rFonts w:ascii="Times New Roman" w:eastAsia="仿宋"/>
+          <w:color w:val="auto"/>
+          <w:sz w:val="30"/>
+          <w:szCs w:val="30"/>
+          <w:u w:val="none"/>
+        </w:rPr>
+        <w:t>报告</w:t>
+      </w:r>
+      <w:bookmarkStart w:id="78" w:name="_Hlt475689776"/>
+      <w:r>
+        <w:rPr>
+          <w:rStyle w:val="BesuchterLink"/>
+          <w:rFonts w:ascii="Times New Roman" w:eastAsia="仿宋"/>
+          <w:color w:val="auto"/>
+          <w:sz w:val="30"/>
+          <w:szCs w:val="30"/>
+          <w:u w:val="none"/>
+        </w:rPr>
+        <w:t>附</w:t>
+      </w:r>
+      <w:bookmarkEnd w:id="78"/>
+      <w:r>
+        <w:rPr>
+          <w:rStyle w:val="BesuchterLink"/>
+          <w:rFonts w:ascii="Times New Roman" w:eastAsia="仿宋"/>
+          <w:color w:val="auto"/>
+          <w:sz w:val="30"/>
+          <w:szCs w:val="30"/>
+          <w:u w:val="none"/>
+        </w:rPr>
+        <w:t>件</w:t>
+      </w:r>
+      <w:bookmarkEnd w:id="76"/>
+      <w:r>
+        <w:rPr>
+          <w:rFonts w:ascii="Times New Roman" w:eastAsia="仿宋"/>
+          <w:sz w:val="30"/>
+          <w:szCs w:val="30"/>
+        </w:rPr>
+        <w:fldChar w:fldCharType="end"/>
+      </w:r>
+      <w:bookmarkEnd w:id="77"/>
     </w:p>
     <w:p>
       <w:pPr>
@@ -11338,7 +11689,7 @@
       <mc:AlternateContent>
         <mc:Choice Requires="wps">
           <w:drawing>
-            <wp:anchor distT="0" distB="0" distL="114300" distR="114300" simplePos="0" relativeHeight="251660288" behindDoc="0" locked="0" layoutInCell="1" allowOverlap="1" wp14:anchorId="0F281927" wp14:editId="1059B76D">
+            <wp:anchor distT="0" distB="0" distL="114300" distR="114300" simplePos="0" relativeHeight="251660288" behindDoc="0" locked="0" layoutInCell="1" allowOverlap="1" wp14:anchorId="3F4CA923" wp14:editId="7B016C18">
               <wp:simplePos x="0" y="0"/>
               <wp:positionH relativeFrom="margin">
                 <wp:posOffset>2526030</wp:posOffset>
@@ -11600,7 +11951,7 @@
       <mc:AlternateContent>
         <mc:Choice Requires="wps">
           <w:drawing>
-            <wp:anchor distT="0" distB="0" distL="114300" distR="114300" simplePos="0" relativeHeight="251662336" behindDoc="1" locked="0" layoutInCell="1" allowOverlap="1" wp14:anchorId="14B685AB" wp14:editId="3932B2DF">
+            <wp:anchor distT="0" distB="0" distL="114300" distR="114300" simplePos="0" relativeHeight="251662336" behindDoc="1" locked="0" layoutInCell="1" allowOverlap="1" wp14:anchorId="130CC17B" wp14:editId="6B675483">
               <wp:simplePos x="0" y="0"/>
               <wp:positionH relativeFrom="column">
                 <wp:posOffset>1123315</wp:posOffset>
@@ -11836,7 +12187,7 @@
         <w:noProof/>
       </w:rPr>
       <w:drawing>
-        <wp:anchor distT="0" distB="0" distL="114300" distR="114300" simplePos="0" relativeHeight="251661312" behindDoc="0" locked="0" layoutInCell="1" allowOverlap="1" wp14:anchorId="6904EA9D" wp14:editId="7CA98A35">
+        <wp:anchor distT="0" distB="0" distL="114300" distR="114300" simplePos="0" relativeHeight="251661312" behindDoc="0" locked="0" layoutInCell="1" allowOverlap="1" wp14:anchorId="762214B5" wp14:editId="14814BFB">
           <wp:simplePos x="0" y="0"/>
           <wp:positionH relativeFrom="column">
             <wp:posOffset>6350</wp:posOffset>

--- a/word/价值分析报告-工行个贷不良资产-吴中-钟占行.docx
+++ b/word/价值分析报告-工行个贷不良资产-吴中-钟占行.docx
@@ -27,7 +27,7 @@
         <mc:AlternateContent>
           <mc:Choice Requires="wps">
             <w:drawing>
-              <wp:anchor distT="0" distB="0" distL="114300" distR="114300" simplePos="0" relativeHeight="251659264" behindDoc="0" locked="0" layoutInCell="1" allowOverlap="1" wp14:anchorId="2F59E93F" wp14:editId="2755DB0C">
+              <wp:anchor distT="0" distB="0" distL="114300" distR="114300" simplePos="0" relativeHeight="251659264" behindDoc="0" locked="0" layoutInCell="1" allowOverlap="1" wp14:anchorId="39A1ED3D" wp14:editId="1416FE0D">
                 <wp:simplePos x="0" y="0"/>
                 <wp:positionH relativeFrom="column">
                   <wp:posOffset>0</wp:posOffset>
@@ -4601,7 +4601,7 @@
           <w:rFonts w:eastAsia="仿宋"/>
           <w:szCs w:val="24"/>
         </w:rPr>
-        <w:t>，住址：河南省新蔡县宋岗乡菅营村委钟营东组。</w:t>
+        <w:t>，住址：河南省新蔡县宋岗乡曾营村委钟营东组。</w:t>
       </w:r>
     </w:p>
     <w:p>
@@ -5536,7 +5536,7 @@
                 <w:sz w:val="21"/>
                 <w:szCs w:val="21"/>
               </w:rPr>
-              <w:t>老禾家塘岸</w:t>
+              <w:t>苏州市姑苏区老禾家塘岸</w:t>
             </w:r>
             <w:r>
               <w:rPr>
@@ -5568,7 +5568,7 @@
                 <w:sz w:val="21"/>
                 <w:szCs w:val="21"/>
               </w:rPr>
-              <w:t>幢三单元</w:t>
+              <w:t>幢</w:t>
             </w:r>
             <w:r>
               <w:rPr>
@@ -5576,7 +5576,7 @@
                 <w:sz w:val="21"/>
                 <w:szCs w:val="21"/>
               </w:rPr>
-              <w:t>402</w:t>
+              <w:t>3-402</w:t>
             </w:r>
             <w:r>
               <w:rPr>
@@ -6871,7 +6871,7 @@
                 <w:sz w:val="21"/>
                 <w:szCs w:val="21"/>
               </w:rPr>
-              <w:t>老禾家塘岸</w:t>
+              <w:t>苏州市姑苏区老禾家塘岸</w:t>
             </w:r>
             <w:r>
               <w:rPr>
@@ -6903,7 +6903,7 @@
                 <w:sz w:val="21"/>
                 <w:szCs w:val="21"/>
               </w:rPr>
-              <w:t>幢三单元</w:t>
+              <w:t>幢</w:t>
             </w:r>
             <w:r>
               <w:rPr>
@@ -6911,7 +6911,7 @@
                 <w:sz w:val="21"/>
                 <w:szCs w:val="21"/>
               </w:rPr>
-              <w:t>402</w:t>
+              <w:t>3-402</w:t>
             </w:r>
             <w:r>
               <w:rPr>
@@ -7784,7 +7784,7 @@
                 <w:sz w:val="21"/>
                 <w:szCs w:val="21"/>
               </w:rPr>
-              <w:t>老禾家塘岸</w:t>
+              <w:t>苏州市姑苏区老禾家塘岸</w:t>
             </w:r>
             <w:r>
               <w:rPr>
@@ -7816,7 +7816,7 @@
                 <w:sz w:val="21"/>
                 <w:szCs w:val="21"/>
               </w:rPr>
-              <w:t>幢三单元</w:t>
+              <w:t>幢</w:t>
             </w:r>
             <w:r>
               <w:rPr>
@@ -7824,7 +7824,7 @@
                 <w:sz w:val="21"/>
                 <w:szCs w:val="21"/>
               </w:rPr>
-              <w:t>402</w:t>
+              <w:t>3-402</w:t>
             </w:r>
             <w:r>
               <w:rPr>
@@ -8140,7 +8140,14 @@
           <w:rFonts w:eastAsia="仿宋"/>
           <w:szCs w:val="24"/>
         </w:rPr>
-        <w:t>快速变现系数</w:t>
+        <w:t>快速变</w:t>
+      </w:r>
+      <w:r>
+        <w:rPr>
+          <w:rFonts w:eastAsia="仿宋"/>
+          <w:szCs w:val="24"/>
+        </w:rPr>
+        <w:t>现系数</w:t>
       </w:r>
     </w:p>
     <w:p>
@@ -8156,14 +8163,7 @@
           <w:rFonts w:eastAsia="仿宋"/>
           <w:szCs w:val="24"/>
         </w:rPr>
-        <w:t xml:space="preserve">        </w:t>
-      </w:r>
-      <w:r>
-        <w:rPr>
-          <w:rFonts w:eastAsia="仿宋"/>
-          <w:szCs w:val="24"/>
-        </w:rPr>
-        <w:t xml:space="preserve">      =627,222.00×0.7</w:t>
+        <w:t xml:space="preserve">              =627,222.00×0.7</w:t>
       </w:r>
     </w:p>
     <w:p>
@@ -8411,7 +8411,14 @@
           <w:rFonts w:eastAsia="仿宋"/>
           <w:szCs w:val="24"/>
         </w:rPr>
-        <w:t>折现系数</w:t>
+        <w:t>折</w:t>
+      </w:r>
+      <w:r>
+        <w:rPr>
+          <w:rFonts w:eastAsia="仿宋"/>
+          <w:szCs w:val="24"/>
+        </w:rPr>
+        <w:t>现系数</w:t>
       </w:r>
     </w:p>
     <w:p>
@@ -8427,14 +8434,7 @@
           <w:rFonts w:eastAsia="仿宋"/>
           <w:szCs w:val="24"/>
         </w:rPr>
-        <w:t xml:space="preserve">        </w:t>
-      </w:r>
-      <w:r>
-        <w:rPr>
-          <w:rFonts w:eastAsia="仿宋"/>
-          <w:szCs w:val="24"/>
-        </w:rPr>
-        <w:t xml:space="preserve">        =439,055.00×0.9357</w:t>
+        <w:t xml:space="preserve">                =439,055.00×0.9357</w:t>
       </w:r>
     </w:p>
     <w:p>
@@ -11689,7 +11689,7 @@
       <mc:AlternateContent>
         <mc:Choice Requires="wps">
           <w:drawing>
-            <wp:anchor distT="0" distB="0" distL="114300" distR="114300" simplePos="0" relativeHeight="251660288" behindDoc="0" locked="0" layoutInCell="1" allowOverlap="1" wp14:anchorId="3F4CA923" wp14:editId="7B016C18">
+            <wp:anchor distT="0" distB="0" distL="114300" distR="114300" simplePos="0" relativeHeight="251660288" behindDoc="0" locked="0" layoutInCell="1" allowOverlap="1" wp14:anchorId="4F55FB48" wp14:editId="3095D52B">
               <wp:simplePos x="0" y="0"/>
               <wp:positionH relativeFrom="margin">
                 <wp:posOffset>2526030</wp:posOffset>
@@ -11951,7 +11951,7 @@
       <mc:AlternateContent>
         <mc:Choice Requires="wps">
           <w:drawing>
-            <wp:anchor distT="0" distB="0" distL="114300" distR="114300" simplePos="0" relativeHeight="251662336" behindDoc="1" locked="0" layoutInCell="1" allowOverlap="1" wp14:anchorId="130CC17B" wp14:editId="6B675483">
+            <wp:anchor distT="0" distB="0" distL="114300" distR="114300" simplePos="0" relativeHeight="251662336" behindDoc="1" locked="0" layoutInCell="1" allowOverlap="1" wp14:anchorId="55189074" wp14:editId="2A6A963F">
               <wp:simplePos x="0" y="0"/>
               <wp:positionH relativeFrom="column">
                 <wp:posOffset>1123315</wp:posOffset>
@@ -12187,7 +12187,7 @@
         <w:noProof/>
       </w:rPr>
       <w:drawing>
-        <wp:anchor distT="0" distB="0" distL="114300" distR="114300" simplePos="0" relativeHeight="251661312" behindDoc="0" locked="0" layoutInCell="1" allowOverlap="1" wp14:anchorId="762214B5" wp14:editId="14814BFB">
+        <wp:anchor distT="0" distB="0" distL="114300" distR="114300" simplePos="0" relativeHeight="251661312" behindDoc="0" locked="0" layoutInCell="1" allowOverlap="1" wp14:anchorId="5612BC23" wp14:editId="27C86EF8">
           <wp:simplePos x="0" y="0"/>
           <wp:positionH relativeFrom="column">
             <wp:posOffset>6350</wp:posOffset>
